--- a/config/specs/TEMPLATE.docx
+++ b/config/specs/TEMPLATE.docx
@@ -3322,231 +3322,6 @@
           <w:sz w:val="16"/>
         </w:rPr>
         <w:t>{%p endfor %}</w:t>
-      </w:r>
-    </w:p>
-    <w:p>
-      <w:pPr>
-        <w:pStyle w:val="Heading2"/>
-      </w:pPr>
-      <w:r>
-        <w:t>4.4 Volumétrie</w:t>
-      </w:r>
-    </w:p>
-    <w:tbl>
-      <w:tblPr>
-        <w:tblW w:type="auto" w:w="0"/>
-        <w:jc w:val="left"/>
-        <w:tblLook w:firstColumn="1" w:firstRow="1" w:lastColumn="0" w:lastRow="0" w:noHBand="0" w:noVBand="1" w:val="04A0"/>
-        <w:tblBorders>
-          <w:top w:val="single" w:sz="4" w:space="0" w:color="BFBFBF"/>
-          <w:left w:val="single" w:sz="4" w:space="0" w:color="BFBFBF"/>
-          <w:bottom w:val="single" w:sz="4" w:space="0" w:color="BFBFBF"/>
-          <w:right w:val="single" w:sz="4" w:space="0" w:color="BFBFBF"/>
-          <w:insideH w:val="single" w:sz="4" w:space="0" w:color="BFBFBF"/>
-          <w:insideV w:val="single" w:sz="4" w:space="0" w:color="BFBFBF"/>
-        </w:tblBorders>
-      </w:tblPr>
-      <w:tblGrid>
-        <w:gridCol w:w="3009"/>
-        <w:gridCol w:w="3009"/>
-        <w:gridCol w:w="3009"/>
-      </w:tblGrid>
-      <w:tr>
-        <w:tc>
-          <w:tcPr>
-            <w:tcW w:type="dxa" w:w="3009"/>
-            <w:shd w:val="clear" w:fill="EDEDED"/>
-          </w:tcPr>
-          <w:p>
-            <w:pPr>
-              <w:spacing w:before="40" w:after="40"/>
-            </w:pPr>
-            <w:r/>
-            <w:r>
-              <w:rPr>
-                <w:b/>
-                <w:i w:val="0"/>
-                <w:sz w:val="18"/>
-              </w:rPr>
-              <w:t>Endpoint</w:t>
-            </w:r>
-          </w:p>
-        </w:tc>
-        <w:tc>
-          <w:tcPr>
-            <w:tcW w:type="dxa" w:w="3009"/>
-            <w:shd w:val="clear" w:fill="EDEDED"/>
-          </w:tcPr>
-          <w:p>
-            <w:pPr>
-              <w:spacing w:before="40" w:after="40"/>
-            </w:pPr>
-            <w:r/>
-            <w:r>
-              <w:rPr>
-                <w:b/>
-                <w:i w:val="0"/>
-                <w:sz w:val="18"/>
-              </w:rPr>
-              <w:t>Requêtes par exécution</w:t>
-            </w:r>
-          </w:p>
-        </w:tc>
-        <w:tc>
-          <w:tcPr>
-            <w:tcW w:type="dxa" w:w="3009"/>
-            <w:shd w:val="clear" w:fill="EDEDED"/>
-          </w:tcPr>
-          <w:p>
-            <w:pPr>
-              <w:spacing w:before="40" w:after="40"/>
-            </w:pPr>
-            <w:r/>
-            <w:r>
-              <w:rPr>
-                <w:b/>
-                <w:i w:val="0"/>
-                <w:sz w:val="18"/>
-              </w:rPr>
-              <w:t>Mesuré sur une exécution</w:t>
-            </w:r>
-          </w:p>
-        </w:tc>
-      </w:tr>
-      <w:tr>
-        <w:tc>
-          <w:tcPr>
-            <w:tcW w:type="dxa" w:w="3009"/>
-          </w:tcPr>
-          <w:p>
-            <w:pPr>
-              <w:spacing w:before="40" w:after="40"/>
-            </w:pPr>
-            <w:r/>
-            <w:r>
-              <w:rPr>
-                <w:b w:val="0"/>
-                <w:i w:val="0"/>
-                <w:sz w:val="18"/>
-              </w:rPr>
-              <w:t>{%tr for v in flow.volumes %}</w:t>
-            </w:r>
-          </w:p>
-        </w:tc>
-        <w:tc>
-          <w:tcPr>
-            <w:tcW w:type="dxa" w:w="3009"/>
-          </w:tcPr>
-          <w:p/>
-        </w:tc>
-        <w:tc>
-          <w:tcPr>
-            <w:tcW w:type="dxa" w:w="3009"/>
-          </w:tcPr>
-          <w:p/>
-        </w:tc>
-      </w:tr>
-      <w:tr>
-        <w:tc>
-          <w:tcPr>
-            <w:tcW w:type="dxa" w:w="3009"/>
-          </w:tcPr>
-          <w:p>
-            <w:pPr>
-              <w:spacing w:before="40" w:after="40"/>
-            </w:pPr>
-            <w:r/>
-            <w:r>
-              <w:rPr>
-                <w:b w:val="0"/>
-                <w:i w:val="0"/>
-                <w:sz w:val="18"/>
-              </w:rPr>
-              <w:t>{{ v.endpoint }}</w:t>
-            </w:r>
-          </w:p>
-        </w:tc>
-        <w:tc>
-          <w:tcPr>
-            <w:tcW w:type="dxa" w:w="3009"/>
-          </w:tcPr>
-          <w:p>
-            <w:pPr>
-              <w:spacing w:before="40" w:after="40"/>
-            </w:pPr>
-            <w:r/>
-            <w:r>
-              <w:rPr>
-                <w:b w:val="0"/>
-                <w:i w:val="0"/>
-                <w:sz w:val="18"/>
-              </w:rPr>
-              <w:t>{{ v.requests }}</w:t>
-            </w:r>
-          </w:p>
-        </w:tc>
-        <w:tc>
-          <w:tcPr>
-            <w:tcW w:type="dxa" w:w="3009"/>
-          </w:tcPr>
-          <w:p>
-            <w:pPr>
-              <w:spacing w:before="40" w:after="40"/>
-            </w:pPr>
-            <w:r/>
-            <w:r>
-              <w:rPr>
-                <w:b w:val="0"/>
-                <w:i w:val="0"/>
-                <w:sz w:val="18"/>
-              </w:rPr>
-              <w:t>{{ v.measured or "" }}</w:t>
-            </w:r>
-          </w:p>
-        </w:tc>
-      </w:tr>
-      <w:tr>
-        <w:tc>
-          <w:tcPr>
-            <w:tcW w:type="dxa" w:w="3009"/>
-          </w:tcPr>
-          <w:p>
-            <w:pPr>
-              <w:spacing w:before="40" w:after="40"/>
-            </w:pPr>
-            <w:r/>
-            <w:r>
-              <w:rPr>
-                <w:b w:val="0"/>
-                <w:i w:val="0"/>
-                <w:sz w:val="18"/>
-              </w:rPr>
-              <w:t>{%tr endfor %}</w:t>
-            </w:r>
-          </w:p>
-        </w:tc>
-        <w:tc>
-          <w:tcPr>
-            <w:tcW w:type="dxa" w:w="3009"/>
-          </w:tcPr>
-          <w:p/>
-        </w:tc>
-        <w:tc>
-          <w:tcPr>
-            <w:tcW w:type="dxa" w:w="3009"/>
-          </w:tcPr>
-          <w:p/>
-        </w:tc>
-      </w:tr>
-    </w:tbl>
-    <w:p/>
-    <w:p>
-      <w:r>
-        <w:rPr>
-          <w:b w:val="0"/>
-          <w:i w:val="0"/>
-        </w:rPr>
-        <w:t>Le nombre de fichiers déposés par exécution est égal au nombre de requêtes : une réponse, un fichier.</w:t>
       </w:r>
     </w:p>
     <w:p>

--- a/config/specs/TEMPLATE.docx
+++ b/config/specs/TEMPLATE.docx
@@ -1243,15 +1243,13 @@
           </w:tcPr>
           <w:p>
             <w:pPr>
-              <w:spacing w:before="40" w:after="40"/>
-            </w:pPr>
-            <w:r/>
-            <w:r>
-              <w:rPr>
-                <w:rFonts w:ascii="Consolas" w:hAnsi="Consolas"/>
-                <w:b w:val="0"/>
-                <w:i w:val="0"/>
-                <w:sz w:val="18"/>
+              <w:pStyle w:val="Code"/>
+            </w:pPr>
+            <w:r/>
+            <w:r>
+              <w:rPr>
+                <w:b w:val="0"/>
+                <w:i w:val="0"/>
               </w:rPr>
               <w:t>{{ env.base_url }}</w:t>
             </w:r>
@@ -1676,15 +1674,13 @@
           </w:tcPr>
           <w:p>
             <w:pPr>
-              <w:spacing w:before="40" w:after="40"/>
-            </w:pPr>
-            <w:r/>
-            <w:r>
-              <w:rPr>
-                <w:rFonts w:ascii="Consolas" w:hAnsi="Consolas"/>
-                <w:b w:val="0"/>
-                <w:i w:val="0"/>
-                <w:sz w:val="18"/>
+              <w:pStyle w:val="Code"/>
+            </w:pPr>
+            <w:r/>
+            <w:r>
+              <w:rPr>
+                <w:b w:val="0"/>
+                <w:i w:val="0"/>
               </w:rPr>
               <w:t>{{ h.name }}</w:t>
             </w:r>
@@ -2185,15 +2181,13 @@
           </w:tcPr>
           <w:p>
             <w:pPr>
-              <w:spacing w:before="40" w:after="40"/>
-            </w:pPr>
-            <w:r/>
-            <w:r>
-              <w:rPr>
-                <w:rFonts w:ascii="Consolas" w:hAnsi="Consolas"/>
-                <w:b w:val="0"/>
-                <w:i w:val="0"/>
-                <w:sz w:val="18"/>
+              <w:pStyle w:val="Code"/>
+            </w:pPr>
+            <w:r/>
+            <w:r>
+              <w:rPr>
+                <w:b w:val="0"/>
+                <w:i w:val="0"/>
               </w:rPr>
               <w:t>{{ p.name }}</w:t>
             </w:r>
@@ -2205,15 +2199,13 @@
           </w:tcPr>
           <w:p>
             <w:pPr>
-              <w:spacing w:before="40" w:after="40"/>
-            </w:pPr>
-            <w:r/>
-            <w:r>
-              <w:rPr>
-                <w:rFonts w:ascii="Consolas" w:hAnsi="Consolas"/>
-                <w:b w:val="0"/>
-                <w:i w:val="0"/>
-                <w:sz w:val="18"/>
+              <w:pStyle w:val="Code"/>
+            </w:pPr>
+            <w:r/>
+            <w:r>
+              <w:rPr>
+                <w:b w:val="0"/>
+                <w:i w:val="0"/>
               </w:rPr>
               <w:t>{{ p.location }}</w:t>
             </w:r>
@@ -2537,14 +2529,10 @@
     </w:p>
     <w:p>
       <w:pPr>
-        <w:spacing w:after="0"/>
-        <w:ind w:left="280"/>
-      </w:pPr>
-      <w:r>
-        <w:rPr>
-          <w:rFonts w:ascii="Consolas" w:hAnsi="Consolas"/>
-          <w:sz w:val="17"/>
-        </w:rPr>
+        <w:pStyle w:val="Code"/>
+      </w:pPr>
+      <w:r>
+        <w:rPr/>
         <w:t>{{ line }}</w:t>
       </w:r>
     </w:p>
@@ -2833,14 +2821,10 @@
     </w:p>
     <w:p>
       <w:pPr>
-        <w:spacing w:after="0"/>
-        <w:ind w:left="280"/>
-      </w:pPr>
-      <w:r>
-        <w:rPr>
-          <w:rFonts w:ascii="Consolas" w:hAnsi="Consolas"/>
-          <w:sz w:val="17"/>
-        </w:rPr>
+        <w:pStyle w:val="Code"/>
+      </w:pPr>
+      <w:r>
+        <w:rPr/>
         <w:t>{{ line }}</w:t>
       </w:r>
     </w:p>
@@ -3029,15 +3013,13 @@
           </w:tcPr>
           <w:p>
             <w:pPr>
-              <w:spacing w:before="40" w:after="40"/>
-            </w:pPr>
-            <w:r/>
-            <w:r>
-              <w:rPr>
-                <w:rFonts w:ascii="Consolas" w:hAnsi="Consolas"/>
-                <w:b w:val="0"/>
-                <w:i w:val="0"/>
-                <w:sz w:val="18"/>
+              <w:pStyle w:val="Code"/>
+            </w:pPr>
+            <w:r/>
+            <w:r>
+              <w:rPr>
+                <w:b w:val="0"/>
+                <w:i w:val="0"/>
               </w:rPr>
               <w:t>{{ s.action }}</w:t>
             </w:r>
@@ -3271,15 +3253,13 @@
           </w:tcPr>
           <w:p>
             <w:pPr>
-              <w:spacing w:before="40" w:after="40"/>
-            </w:pPr>
-            <w:r/>
-            <w:r>
-              <w:rPr>
-                <w:rFonts w:ascii="Consolas" w:hAnsi="Consolas"/>
-                <w:b w:val="0"/>
-                <w:i w:val="0"/>
-                <w:sz w:val="18"/>
+              <w:pStyle w:val="Code"/>
+            </w:pPr>
+            <w:r/>
+            <w:r>
+              <w:rPr>
+                <w:b w:val="0"/>
+                <w:i w:val="0"/>
               </w:rPr>
               <w:t>{{ row.value }}</w:t>
             </w:r>
@@ -3636,53 +3616,37 @@
     </w:p>
     <w:p>
       <w:pPr>
-        <w:spacing w:after="0"/>
-        <w:ind w:left="280"/>
-      </w:pPr>
-      <w:r>
-        <w:rPr>
-          <w:rFonts w:ascii="Consolas" w:hAnsi="Consolas"/>
-          <w:sz w:val="17"/>
-        </w:rPr>
+        <w:pStyle w:val="Code"/>
+      </w:pPr>
+      <w:r>
+        <w:rPr/>
         <w:t>{</w:t>
       </w:r>
     </w:p>
     <w:p>
       <w:pPr>
-        <w:spacing w:after="0"/>
-        <w:ind w:left="280"/>
-      </w:pPr>
-      <w:r>
-        <w:rPr>
-          <w:rFonts w:ascii="Consolas" w:hAnsi="Consolas"/>
-          <w:sz w:val="17"/>
-        </w:rPr>
+        <w:pStyle w:val="Code"/>
+      </w:pPr>
+      <w:r>
+        <w:rPr/>
         <w:t xml:space="preserve">  "metadata": { … contexte d'extraction, §6.3 … },</w:t>
       </w:r>
     </w:p>
     <w:p>
       <w:pPr>
-        <w:spacing w:after="0"/>
-        <w:ind w:left="280"/>
-      </w:pPr>
-      <w:r>
-        <w:rPr>
-          <w:rFonts w:ascii="Consolas" w:hAnsi="Consolas"/>
-          <w:sz w:val="17"/>
-        </w:rPr>
+        <w:pStyle w:val="Code"/>
+      </w:pPr>
+      <w:r>
+        <w:rPr/>
         <w:t xml:space="preserve">  "body":     { … la réponse de l'API, verbatim … }</w:t>
       </w:r>
     </w:p>
     <w:p>
       <w:pPr>
-        <w:spacing w:after="0"/>
-        <w:ind w:left="280"/>
-      </w:pPr>
-      <w:r>
-        <w:rPr>
-          <w:rFonts w:ascii="Consolas" w:hAnsi="Consolas"/>
-          <w:sz w:val="17"/>
-        </w:rPr>
+        <w:pStyle w:val="Code"/>
+      </w:pPr>
+      <w:r>
+        <w:rPr/>
         <w:t>}</w:t>
       </w:r>
     </w:p>
@@ -3861,15 +3825,13 @@
           </w:tcPr>
           <w:p>
             <w:pPr>
-              <w:spacing w:before="40" w:after="40"/>
-            </w:pPr>
-            <w:r/>
-            <w:r>
-              <w:rPr>
-                <w:rFonts w:ascii="Consolas" w:hAnsi="Consolas"/>
-                <w:b w:val="0"/>
-                <w:i w:val="0"/>
-                <w:sz w:val="18"/>
+              <w:pStyle w:val="Code"/>
+            </w:pPr>
+            <w:r/>
+            <w:r>
+              <w:rPr>
+                <w:b w:val="0"/>
+                <w:i w:val="0"/>
               </w:rPr>
               <w:t>{{ a.attribute }}</w:t>
             </w:r>
@@ -4046,14 +4008,10 @@
     </w:p>
     <w:p>
       <w:pPr>
-        <w:spacing w:after="0"/>
-        <w:ind w:left="280"/>
-      </w:pPr>
-      <w:r>
-        <w:rPr>
-          <w:rFonts w:ascii="Consolas" w:hAnsi="Consolas"/>
-          <w:sz w:val="17"/>
-        </w:rPr>
+        <w:pStyle w:val="Code"/>
+      </w:pPr>
+      <w:r>
+        <w:rPr/>
         <w:t>{{ line }}</w:t>
       </w:r>
     </w:p>
@@ -4188,15 +4146,13 @@
           </w:tcPr>
           <w:p>
             <w:pPr>
-              <w:spacing w:before="40" w:after="40"/>
-            </w:pPr>
-            <w:r/>
-            <w:r>
-              <w:rPr>
-                <w:rFonts w:ascii="Consolas" w:hAnsi="Consolas"/>
-                <w:b w:val="0"/>
-                <w:i w:val="0"/>
-                <w:sz w:val="18"/>
+              <w:pStyle w:val="Code"/>
+            </w:pPr>
+            <w:r/>
+            <w:r>
+              <w:rPr>
+                <w:b w:val="0"/>
+                <w:i w:val="0"/>
               </w:rPr>
               <w:t>{{ row.value }}</w:t>
             </w:r>
@@ -4243,15 +4199,41 @@
     </w:p>
     <w:p>
       <w:pPr>
-        <w:spacing w:after="0"/>
-        <w:ind w:left="280"/>
-      </w:pPr>
-      <w:r>
-        <w:rPr>
-          <w:rFonts w:ascii="Consolas" w:hAnsi="Consolas"/>
-          <w:sz w:val="17"/>
-        </w:rPr>
+        <w:pStyle w:val="Code"/>
+      </w:pPr>
+      <w:r>
+        <w:rPr/>
         <w:t>{{ landing.key_template }}</w:t>
+      </w:r>
+    </w:p>
+    <w:p>
+      <w:pPr/>
+      <w:r>
+        <w:rPr/>
+        <w:t>{%p if landing.key_template_paginated %}</w:t>
+      </w:r>
+    </w:p>
+    <w:p>
+      <w:pPr/>
+      <w:r>
+        <w:rPr/>
+        <w:t>Endpoints paginés :</w:t>
+      </w:r>
+    </w:p>
+    <w:p>
+      <w:pPr>
+        <w:pStyle w:val="Code"/>
+      </w:pPr>
+      <w:r>
+        <w:rPr/>
+        <w:t>{{ landing.key_template_paginated }}</w:t>
+      </w:r>
+    </w:p>
+    <w:p>
+      <w:pPr/>
+      <w:r>
+        <w:rPr/>
+        <w:t>{%p endif %}</w:t>
       </w:r>
     </w:p>
     <w:p/>
@@ -4284,14 +4266,10 @@
     </w:p>
     <w:p>
       <w:pPr>
-        <w:spacing w:after="0"/>
-        <w:ind w:left="280"/>
-      </w:pPr>
-      <w:r>
-        <w:rPr>
-          <w:rFonts w:ascii="Consolas" w:hAnsi="Consolas"/>
-          <w:sz w:val="17"/>
-        </w:rPr>
+        <w:pStyle w:val="Code"/>
+      </w:pPr>
+      <w:r>
+        <w:rPr/>
         <w:t>{{ o.endpoint }} : {{ o.key }}</w:t>
       </w:r>
     </w:p>
@@ -4334,14 +4312,10 @@
     </w:p>
     <w:p>
       <w:pPr>
-        <w:spacing w:after="0"/>
-        <w:ind w:left="280"/>
-      </w:pPr>
-      <w:r>
-        <w:rPr>
-          <w:rFonts w:ascii="Consolas" w:hAnsi="Consolas"/>
-          <w:sz w:val="17"/>
-        </w:rPr>
+        <w:pStyle w:val="Code"/>
+      </w:pPr>
+      <w:r>
+        <w:rPr/>
         <w:t>{{ line }}</w:t>
       </w:r>
     </w:p>
@@ -4592,15 +4566,13 @@
           </w:tcPr>
           <w:p>
             <w:pPr>
-              <w:spacing w:before="40" w:after="40"/>
-            </w:pPr>
-            <w:r/>
-            <w:r>
-              <w:rPr>
-                <w:rFonts w:ascii="Consolas" w:hAnsi="Consolas"/>
-                <w:b w:val="0"/>
-                <w:i w:val="0"/>
-                <w:sz w:val="18"/>
+              <w:pStyle w:val="Code"/>
+            </w:pPr>
+            <w:r/>
+            <w:r>
+              <w:rPr>
+                <w:b w:val="0"/>
+                <w:i w:val="0"/>
               </w:rPr>
               <w:t>{{ s.file }}</w:t>
             </w:r>
@@ -5499,5 +5471,24 @@
       <w:szCs w:val="22"/>
     </w:rPr>
   </w:style>
+  <w:style w:type="paragraph" w:styleId="Code">
+    <w:name w:val="Code"/>
+    <w:qFormat/>
+    <w:pPr>
+      <w:keepNext/>
+      <w:keepLines/>
+      <w:pBdr>
+        <w:left w:val="single" w:sz="18" w:space="6" w:color="C8C8C8"/>
+      </w:pBdr>
+      <w:shd w:val="clear" w:color="auto" w:fill="F4F4F4"/>
+      <w:spacing w:before="0" w:after="0" w:line="240" w:lineRule="auto"/>
+      <w:ind w:left="624" w:hanging="340"/>
+    </w:pPr>
+    <w:rPr>
+      <w:rFonts w:ascii="Consolas" w:hAnsi="Consolas" w:cs="Consolas"/>
+      <w:sz w:val="17"/>
+      <w:szCs w:val="17"/>
+    </w:rPr>
+  </w:style>
 </w:styles>
 </file>
--- a/config/specs/TEMPLATE.docx
+++ b/config/specs/TEMPLATE.docx
@@ -785,7 +785,7 @@
                 <w:i w:val="0"/>
                 <w:sz w:val="18"/>
               </w:rPr>
-              <w:t>{{ r.value }}</w:t>
+              <w:t>{{ r.value | link(r.url) }}</w:t>
             </w:r>
           </w:p>
         </w:tc>
@@ -2033,6 +2033,679 @@
         <w:t>Requête</w:t>
       </w:r>
     </w:p>
+    <w:p>
+      <w:r>
+        <w:rPr>
+          <w:b w:val="0"/>
+          <w:i w:val="0"/>
+        </w:rPr>
+        <w:t>{%p if endpoint.payload_shape %}</w:t>
+      </w:r>
+    </w:p>
+    <w:p>
+      <w:r>
+        <w:rPr>
+          <w:b w:val="0"/>
+          <w:i w:val="0"/>
+        </w:rPr>
+        <w:t>Corps de la requête, tel qu'il part :</w:t>
+      </w:r>
+    </w:p>
+    <w:p>
+      <w:pPr>
+        <w:pStyle w:val="Code"/>
+      </w:pPr>
+      <w:r>
+        <w:rPr/>
+        <w:t>{%p for line in endpoint.payload_shape %}</w:t>
+      </w:r>
+    </w:p>
+    <w:p>
+      <w:pPr>
+        <w:pStyle w:val="Code"/>
+      </w:pPr>
+      <w:r>
+        <w:rPr/>
+        <w:t>{{ line }}</w:t>
+      </w:r>
+    </w:p>
+    <w:p>
+      <w:pPr>
+        <w:pStyle w:val="Code"/>
+      </w:pPr>
+      <w:r>
+        <w:rPr/>
+        <w:t>{%p endfor %}</w:t>
+      </w:r>
+    </w:p>
+    <w:p>
+      <w:r>
+        <w:rPr>
+          <w:b w:val="0"/>
+          <w:i w:val="0"/>
+        </w:rPr>
+        <w:t>{%p endif %}</w:t>
+      </w:r>
+    </w:p>
+    <w:p>
+      <w:r>
+        <w:rPr>
+          <w:b w:val="0"/>
+          <w:i w:val="0"/>
+        </w:rPr>
+        <w:t>{%p if endpoint.query_shape %}</w:t>
+      </w:r>
+    </w:p>
+    <w:p>
+      <w:r>
+        <w:rPr>
+          <w:b w:val="0"/>
+          <w:i w:val="0"/>
+        </w:rPr>
+        <w:t>Paramètres de requête, tels qu'ils partent :</w:t>
+      </w:r>
+    </w:p>
+    <w:p>
+      <w:pPr>
+        <w:pStyle w:val="Code"/>
+      </w:pPr>
+      <w:r>
+        <w:rPr/>
+        <w:t>{%p for line in endpoint.query_shape %}</w:t>
+      </w:r>
+    </w:p>
+    <w:p>
+      <w:pPr>
+        <w:pStyle w:val="Code"/>
+      </w:pPr>
+      <w:r>
+        <w:rPr/>
+        <w:t>{{ line }}</w:t>
+      </w:r>
+    </w:p>
+    <w:p>
+      <w:pPr>
+        <w:pStyle w:val="Code"/>
+      </w:pPr>
+      <w:r>
+        <w:rPr/>
+        <w:t>{%p endfor %}</w:t>
+      </w:r>
+    </w:p>
+    <w:p>
+      <w:r>
+        <w:rPr>
+          <w:b w:val="0"/>
+          <w:i w:val="0"/>
+        </w:rPr>
+        <w:t>{%p endif %}</w:t>
+      </w:r>
+    </w:p>
+    <w:p>
+      <w:r>
+        <w:rPr>
+          <w:b w:val="0"/>
+          <w:i w:val="0"/>
+        </w:rPr>
+        <w:t>{{ endpoint.detail.text | link(endpoint.detail.url) }}</w:t>
+      </w:r>
+    </w:p>
+    <w:p/>
+    <w:p>
+      <w:r>
+        <w:rPr>
+          <w:color w:val="999999"/>
+          <w:sz w:val="16"/>
+        </w:rPr>
+        <w:t>{%p for note in endpoint.correlated_origins %}</w:t>
+      </w:r>
+    </w:p>
+    <w:p>
+      <w:r>
+        <w:rPr>
+          <w:b w:val="0"/>
+          <w:i/>
+        </w:rPr>
+        <w:t>{{ note }}</w:t>
+      </w:r>
+    </w:p>
+    <w:p>
+      <w:r>
+        <w:rPr>
+          <w:color w:val="999999"/>
+          <w:sz w:val="16"/>
+        </w:rPr>
+        <w:t>{%p endfor %}</w:t>
+      </w:r>
+    </w:p>
+    <w:p>
+      <w:r>
+        <w:rPr>
+          <w:color w:val="999999"/>
+          <w:sz w:val="16"/>
+        </w:rPr>
+        <w:t>{%p endif %}</w:t>
+      </w:r>
+    </w:p>
+    <w:p>
+      <w:r>
+        <w:rPr>
+          <w:color w:val="999999"/>
+          <w:sz w:val="16"/>
+        </w:rPr>
+        <w:t>{%p if endpoint.iteration %}</w:t>
+      </w:r>
+    </w:p>
+    <w:p>
+      <w:pPr>
+        <w:pStyle w:val="Heading3"/>
+      </w:pPr>
+      <w:r>
+        <w:t>{{ endpoint.iteration_title }}</w:t>
+      </w:r>
+    </w:p>
+    <w:p>
+      <w:r>
+        <w:rPr>
+          <w:color w:val="999999"/>
+          <w:sz w:val="16"/>
+        </w:rPr>
+        <w:t>{%p if endpoint.pagination %}</w:t>
+      </w:r>
+    </w:p>
+    <w:tbl>
+      <w:tblPr>
+        <w:tblW w:type="auto" w:w="0"/>
+        <w:jc w:val="left"/>
+        <w:tblLook w:firstColumn="1" w:firstRow="1" w:lastColumn="0" w:lastRow="0" w:noHBand="0" w:noVBand="1" w:val="04A0"/>
+        <w:tblBorders>
+          <w:top w:val="single" w:sz="4" w:space="0" w:color="BFBFBF"/>
+          <w:left w:val="single" w:sz="4" w:space="0" w:color="BFBFBF"/>
+          <w:bottom w:val="single" w:sz="4" w:space="0" w:color="BFBFBF"/>
+          <w:right w:val="single" w:sz="4" w:space="0" w:color="BFBFBF"/>
+          <w:insideH w:val="single" w:sz="4" w:space="0" w:color="BFBFBF"/>
+          <w:insideV w:val="single" w:sz="4" w:space="0" w:color="BFBFBF"/>
+        </w:tblBorders>
+      </w:tblPr>
+      <w:tblGrid>
+        <w:gridCol w:w="4513"/>
+        <w:gridCol w:w="4513"/>
+      </w:tblGrid>
+      <w:tr>
+        <w:tc>
+          <w:tcPr>
+            <w:tcW w:type="dxa" w:w="4513"/>
+            <w:shd w:val="clear" w:fill="EDEDED"/>
+          </w:tcPr>
+          <w:p>
+            <w:pPr>
+              <w:spacing w:before="40" w:after="40"/>
+            </w:pPr>
+            <w:r/>
+            <w:r>
+              <w:rPr>
+                <w:b/>
+                <w:i w:val="0"/>
+                <w:sz w:val="18"/>
+              </w:rPr>
+              <w:t>Élément</w:t>
+            </w:r>
+          </w:p>
+        </w:tc>
+        <w:tc>
+          <w:tcPr>
+            <w:tcW w:type="dxa" w:w="4513"/>
+            <w:shd w:val="clear" w:fill="EDEDED"/>
+          </w:tcPr>
+          <w:p>
+            <w:pPr>
+              <w:spacing w:before="40" w:after="40"/>
+            </w:pPr>
+            <w:r/>
+            <w:r>
+              <w:rPr>
+                <w:b/>
+                <w:i w:val="0"/>
+                <w:sz w:val="18"/>
+              </w:rPr>
+              <w:t>Valeur</w:t>
+            </w:r>
+          </w:p>
+        </w:tc>
+      </w:tr>
+      <w:tr>
+        <w:tc>
+          <w:tcPr>
+            <w:tcW w:type="dxa" w:w="4513"/>
+          </w:tcPr>
+          <w:p>
+            <w:pPr>
+              <w:spacing w:before="40" w:after="40"/>
+            </w:pPr>
+            <w:r/>
+            <w:r>
+              <w:rPr>
+                <w:b w:val="0"/>
+                <w:i w:val="0"/>
+                <w:sz w:val="18"/>
+              </w:rPr>
+              <w:t>{%tr for row in endpoint.pagination %}</w:t>
+            </w:r>
+          </w:p>
+        </w:tc>
+        <w:tc>
+          <w:tcPr>
+            <w:tcW w:type="dxa" w:w="4513"/>
+          </w:tcPr>
+          <w:p/>
+        </w:tc>
+      </w:tr>
+      <w:tr>
+        <w:tc>
+          <w:tcPr>
+            <w:tcW w:type="dxa" w:w="4513"/>
+          </w:tcPr>
+          <w:p>
+            <w:pPr>
+              <w:spacing w:before="40" w:after="40"/>
+            </w:pPr>
+            <w:r/>
+            <w:r>
+              <w:rPr>
+                <w:b w:val="0"/>
+                <w:i w:val="0"/>
+                <w:sz w:val="18"/>
+              </w:rPr>
+              <w:t>{{ row.item }}</w:t>
+            </w:r>
+          </w:p>
+        </w:tc>
+        <w:tc>
+          <w:tcPr>
+            <w:tcW w:type="dxa" w:w="4513"/>
+          </w:tcPr>
+          <w:p>
+            <w:pPr>
+              <w:spacing w:before="40" w:after="40"/>
+            </w:pPr>
+            <w:r/>
+            <w:r>
+              <w:rPr>
+                <w:b w:val="0"/>
+                <w:i w:val="0"/>
+                <w:sz w:val="18"/>
+              </w:rPr>
+              <w:t>{{ row.value }}</w:t>
+            </w:r>
+          </w:p>
+        </w:tc>
+      </w:tr>
+      <w:tr>
+        <w:tc>
+          <w:tcPr>
+            <w:tcW w:type="dxa" w:w="4513"/>
+          </w:tcPr>
+          <w:p>
+            <w:pPr>
+              <w:spacing w:before="40" w:after="40"/>
+            </w:pPr>
+            <w:r/>
+            <w:r>
+              <w:rPr>
+                <w:b w:val="0"/>
+                <w:i w:val="0"/>
+                <w:sz w:val="18"/>
+              </w:rPr>
+              <w:t>{%tr endfor %}</w:t>
+            </w:r>
+          </w:p>
+        </w:tc>
+        <w:tc>
+          <w:tcPr>
+            <w:tcW w:type="dxa" w:w="4513"/>
+          </w:tcPr>
+          <w:p/>
+        </w:tc>
+      </w:tr>
+    </w:tbl>
+    <w:p/>
+    <w:p>
+      <w:r>
+        <w:rPr>
+          <w:color w:val="999999"/>
+          <w:sz w:val="16"/>
+        </w:rPr>
+        <w:t>{%p endif %}</w:t>
+      </w:r>
+    </w:p>
+    <w:p>
+      <w:r>
+        <w:rPr>
+          <w:color w:val="999999"/>
+          <w:sz w:val="16"/>
+        </w:rPr>
+        <w:t>{%p for line in endpoint.iteration %}</w:t>
+      </w:r>
+    </w:p>
+    <w:p>
+      <w:pPr>
+        <w:pStyle w:val="Code"/>
+      </w:pPr>
+      <w:r>
+        <w:rPr/>
+        <w:t>{{ line }}</w:t>
+      </w:r>
+    </w:p>
+    <w:p>
+      <w:r>
+        <w:rPr>
+          <w:color w:val="999999"/>
+          <w:sz w:val="16"/>
+        </w:rPr>
+        <w:t>{%p endfor %}</w:t>
+      </w:r>
+    </w:p>
+    <w:p/>
+    <w:p>
+      <w:r>
+        <w:rPr>
+          <w:color w:val="999999"/>
+          <w:sz w:val="16"/>
+        </w:rPr>
+        <w:t>{%p endif %}</w:t>
+      </w:r>
+    </w:p>
+    <w:p>
+      <w:pPr>
+        <w:pStyle w:val="Heading3"/>
+      </w:pPr>
+      <w:r>
+        <w:t>Forme de la réponse</w:t>
+      </w:r>
+    </w:p>
+    <w:tbl>
+      <w:tblPr>
+        <w:tblW w:type="auto" w:w="0"/>
+        <w:jc w:val="left"/>
+        <w:tblLook w:firstColumn="1" w:firstRow="1" w:lastColumn="0" w:lastRow="0" w:noHBand="0" w:noVBand="1" w:val="04A0"/>
+        <w:tblBorders>
+          <w:top w:val="single" w:sz="4" w:space="0" w:color="BFBFBF"/>
+          <w:left w:val="single" w:sz="4" w:space="0" w:color="BFBFBF"/>
+          <w:bottom w:val="single" w:sz="4" w:space="0" w:color="BFBFBF"/>
+          <w:right w:val="single" w:sz="4" w:space="0" w:color="BFBFBF"/>
+          <w:insideH w:val="single" w:sz="4" w:space="0" w:color="BFBFBF"/>
+          <w:insideV w:val="single" w:sz="4" w:space="0" w:color="BFBFBF"/>
+        </w:tblBorders>
+      </w:tblPr>
+      <w:tblGrid>
+        <w:gridCol w:w="4513"/>
+        <w:gridCol w:w="4513"/>
+      </w:tblGrid>
+      <w:tr>
+        <w:tc>
+          <w:tcPr>
+            <w:tcW w:type="dxa" w:w="4513"/>
+            <w:shd w:val="clear" w:fill="EDEDED"/>
+          </w:tcPr>
+          <w:p>
+            <w:pPr>
+              <w:spacing w:before="40" w:after="40"/>
+            </w:pPr>
+            <w:r/>
+            <w:r>
+              <w:rPr>
+                <w:b/>
+                <w:i w:val="0"/>
+                <w:sz w:val="18"/>
+              </w:rPr>
+              <w:t>Élément</w:t>
+            </w:r>
+          </w:p>
+        </w:tc>
+        <w:tc>
+          <w:tcPr>
+            <w:tcW w:type="dxa" w:w="4513"/>
+            <w:shd w:val="clear" w:fill="EDEDED"/>
+          </w:tcPr>
+          <w:p>
+            <w:pPr>
+              <w:spacing w:before="40" w:after="40"/>
+            </w:pPr>
+            <w:r/>
+            <w:r>
+              <w:rPr>
+                <w:b/>
+                <w:i w:val="0"/>
+                <w:sz w:val="18"/>
+              </w:rPr>
+              <w:t>Valeur</w:t>
+            </w:r>
+          </w:p>
+        </w:tc>
+      </w:tr>
+      <w:tr>
+        <w:tc>
+          <w:tcPr>
+            <w:tcW w:type="dxa" w:w="4513"/>
+          </w:tcPr>
+          <w:p>
+            <w:pPr>
+              <w:spacing w:before="40" w:after="40"/>
+            </w:pPr>
+            <w:r/>
+            <w:r>
+              <w:rPr>
+                <w:b w:val="0"/>
+                <w:i w:val="0"/>
+                <w:sz w:val="18"/>
+              </w:rPr>
+              <w:t>{%tr for row in endpoint.response %}</w:t>
+            </w:r>
+          </w:p>
+        </w:tc>
+        <w:tc>
+          <w:tcPr>
+            <w:tcW w:type="dxa" w:w="4513"/>
+          </w:tcPr>
+          <w:p/>
+        </w:tc>
+      </w:tr>
+      <w:tr>
+        <w:tc>
+          <w:tcPr>
+            <w:tcW w:type="dxa" w:w="4513"/>
+          </w:tcPr>
+          <w:p>
+            <w:pPr>
+              <w:spacing w:before="40" w:after="40"/>
+            </w:pPr>
+            <w:r/>
+            <w:r>
+              <w:rPr>
+                <w:b w:val="0"/>
+                <w:i w:val="0"/>
+                <w:sz w:val="18"/>
+              </w:rPr>
+              <w:t>{{ row.item }}</w:t>
+            </w:r>
+          </w:p>
+        </w:tc>
+        <w:tc>
+          <w:tcPr>
+            <w:tcW w:type="dxa" w:w="4513"/>
+          </w:tcPr>
+          <w:p>
+            <w:pPr>
+              <w:spacing w:before="40" w:after="40"/>
+            </w:pPr>
+            <w:r/>
+            <w:r>
+              <w:rPr>
+                <w:b w:val="0"/>
+                <w:i w:val="0"/>
+                <w:sz w:val="18"/>
+              </w:rPr>
+              <w:t>{{ row.value }}</w:t>
+            </w:r>
+          </w:p>
+        </w:tc>
+      </w:tr>
+      <w:tr>
+        <w:tc>
+          <w:tcPr>
+            <w:tcW w:type="dxa" w:w="4513"/>
+          </w:tcPr>
+          <w:p>
+            <w:pPr>
+              <w:spacing w:before="40" w:after="40"/>
+            </w:pPr>
+            <w:r/>
+            <w:r>
+              <w:rPr>
+                <w:b w:val="0"/>
+                <w:i w:val="0"/>
+                <w:sz w:val="18"/>
+              </w:rPr>
+              <w:t>{%tr endfor %}</w:t>
+            </w:r>
+          </w:p>
+        </w:tc>
+        <w:tc>
+          <w:tcPr>
+            <w:tcW w:type="dxa" w:w="4513"/>
+          </w:tcPr>
+          <w:p/>
+        </w:tc>
+      </w:tr>
+    </w:tbl>
+    <w:p/>
+    <w:p>
+      <w:r>
+        <w:rPr>
+          <w:color w:val="999999"/>
+          <w:sz w:val="16"/>
+        </w:rPr>
+        <w:t>{%p if endpoint.quirks %}</w:t>
+      </w:r>
+    </w:p>
+    <w:p>
+      <w:pPr>
+        <w:pStyle w:val="Heading3"/>
+      </w:pPr>
+      <w:r>
+        <w:t>Particularités et points de vigilance</w:t>
+      </w:r>
+    </w:p>
+    <w:p>
+      <w:r>
+        <w:rPr>
+          <w:color w:val="999999"/>
+          <w:sz w:val="16"/>
+        </w:rPr>
+        <w:t>{%p for quirk in endpoint.quirks %}</w:t>
+      </w:r>
+    </w:p>
+    <w:p>
+      <w:pPr>
+        <w:pStyle w:val="ListParagraph"/>
+      </w:pPr>
+      <w:r>
+        <w:rPr>
+          <w:b w:val="0"/>
+          <w:i w:val="0"/>
+        </w:rPr>
+        <w:t>{{ quirk }}</w:t>
+      </w:r>
+    </w:p>
+    <w:p>
+      <w:r>
+        <w:rPr>
+          <w:color w:val="999999"/>
+          <w:sz w:val="16"/>
+        </w:rPr>
+        <w:t>{%p endfor %}</w:t>
+      </w:r>
+    </w:p>
+    <w:p/>
+    <w:p>
+      <w:r>
+        <w:rPr>
+          <w:color w:val="999999"/>
+          <w:sz w:val="16"/>
+        </w:rPr>
+        <w:t>{%p endif %}</w:t>
+      </w:r>
+    </w:p>
+    <w:p>
+      <w:r>
+        <w:rPr>
+          <w:color w:val="999999"/>
+          <w:sz w:val="16"/>
+        </w:rPr>
+        <w:t>{%p endfor %}</w:t>
+      </w:r>
+    </w:p>
+    <w:p>
+      <w:pPr>
+        <w:pStyle w:val="Heading1"/>
+      </w:pPr>
+      <w:r>
+        <w:t>4. Flux d'extraction</w:t>
+      </w:r>
+    </w:p>
+    <w:p>
+      <w:pPr>
+        <w:pStyle w:val="Heading2"/>
+      </w:pPr>
+      <w:r>
+        <w:t>4.1 Vue d'ensemble des dépendances</w:t>
+      </w:r>
+    </w:p>
+    <w:p>
+      <w:r>
+        <w:rPr>
+          <w:b w:val="0"/>
+          <w:i w:val="0"/>
+        </w:rPr>
+        <w:t>L'ordre d'exécution découle des dépendances de données : un endpoint s'exécute après celui dont il consomme les résultats. Les endpoints d'un même niveau sont indépendants et peuvent être menés dans n'importe quel ordre, ou en parallèle.</w:t>
+      </w:r>
+    </w:p>
+    <w:p>
+      <w:r>
+        <w:rPr>
+          <w:color w:val="999999"/>
+          <w:sz w:val="16"/>
+        </w:rPr>
+        <w:t>{%p for line in flow.tree %}</w:t>
+      </w:r>
+    </w:p>
+    <w:p>
+      <w:pPr>
+        <w:pStyle w:val="Code"/>
+      </w:pPr>
+      <w:r>
+        <w:rPr/>
+        <w:t>{{ line }}</w:t>
+      </w:r>
+    </w:p>
+    <w:p>
+      <w:r>
+        <w:rPr>
+          <w:color w:val="999999"/>
+          <w:sz w:val="16"/>
+        </w:rPr>
+        <w:t>{%p endfor %}</w:t>
+      </w:r>
+    </w:p>
+    <w:p/>
+    <w:p>
+      <w:pPr>
+        <w:pStyle w:val="Heading2"/>
+      </w:pPr>
+      <w:r>
+        <w:t>4.2 Séquence d'exécution</w:t>
+      </w:r>
+    </w:p>
     <w:tbl>
       <w:tblPr>
         <w:tblW w:type="auto" w:w="0"/>
@@ -2070,7 +2743,7 @@
                 <w:i w:val="0"/>
                 <w:sz w:val="18"/>
               </w:rPr>
-              <w:t>Paramètre</w:t>
+              <w:t>Étape</w:t>
             </w:r>
           </w:p>
         </w:tc>
@@ -2090,7 +2763,7 @@
                 <w:i w:val="0"/>
                 <w:sz w:val="18"/>
               </w:rPr>
-              <w:t>Emplacement</w:t>
+              <w:t>Action</w:t>
             </w:r>
           </w:p>
         </w:tc>
@@ -2110,7 +2783,7 @@
                 <w:i w:val="0"/>
                 <w:sz w:val="18"/>
               </w:rPr>
-              <w:t>Type</w:t>
+              <w:t>S'exécute après</w:t>
             </w:r>
           </w:p>
         </w:tc>
@@ -2130,51 +2803,70 @@
                 <w:i w:val="0"/>
                 <w:sz w:val="18"/>
               </w:rPr>
-              <w:t>Origine de la valeur</w:t>
-            </w:r>
-          </w:p>
-        </w:tc>
-      </w:tr>
-      <w:tr>
-        <w:tc>
-          <w:tcPr>
-            <w:tcW w:type="dxa" w:w="2256"/>
-          </w:tcPr>
-          <w:p>
-            <w:pPr>
-              <w:spacing w:before="40" w:after="40"/>
-            </w:pPr>
-            <w:r/>
-            <w:r>
-              <w:rPr>
-                <w:b w:val="0"/>
-                <w:i w:val="0"/>
-                <w:sz w:val="18"/>
-              </w:rPr>
-              <w:t>{%tr for p in endpoint.params %}</w:t>
-            </w:r>
-          </w:p>
-        </w:tc>
-        <w:tc>
-          <w:tcPr>
-            <w:tcW w:type="dxa" w:w="2256"/>
-          </w:tcPr>
-          <w:p/>
-        </w:tc>
-        <w:tc>
-          <w:tcPr>
-            <w:tcW w:type="dxa" w:w="2256"/>
-          </w:tcPr>
-          <w:p/>
-        </w:tc>
-        <w:tc>
-          <w:tcPr>
-            <w:tcW w:type="dxa" w:w="2256"/>
-          </w:tcPr>
-          <w:p/>
-        </w:tc>
-      </w:tr>
-      <w:tr>
+              <w:t>Fichiers déposés</w:t>
+            </w:r>
+          </w:p>
+        </w:tc>
+      </w:tr>
+      <w:tr>
+        <w:tc>
+          <w:tcPr>
+            <w:tcW w:type="dxa" w:w="2256"/>
+          </w:tcPr>
+          <w:p>
+            <w:pPr>
+              <w:spacing w:before="40" w:after="40"/>
+            </w:pPr>
+            <w:r/>
+            <w:r>
+              <w:rPr>
+                <w:b w:val="0"/>
+                <w:i w:val="0"/>
+                <w:sz w:val="18"/>
+              </w:rPr>
+              <w:t>{%tr for s in flow.sequence %}</w:t>
+            </w:r>
+          </w:p>
+        </w:tc>
+        <w:tc>
+          <w:tcPr>
+            <w:tcW w:type="dxa" w:w="2256"/>
+          </w:tcPr>
+          <w:p/>
+        </w:tc>
+        <w:tc>
+          <w:tcPr>
+            <w:tcW w:type="dxa" w:w="2256"/>
+          </w:tcPr>
+          <w:p/>
+        </w:tc>
+        <w:tc>
+          <w:tcPr>
+            <w:tcW w:type="dxa" w:w="2256"/>
+          </w:tcPr>
+          <w:p/>
+        </w:tc>
+      </w:tr>
+      <w:tr>
+        <w:tc>
+          <w:tcPr>
+            <w:tcW w:type="dxa" w:w="2256"/>
+          </w:tcPr>
+          <w:p>
+            <w:pPr>
+              <w:spacing w:before="40" w:after="40"/>
+            </w:pPr>
+            <w:r/>
+            <w:r>
+              <w:rPr>
+                <w:b w:val="0"/>
+                <w:i w:val="0"/>
+                <w:sz w:val="18"/>
+              </w:rPr>
+              <w:t>{{ s.step }}</w:t>
+            </w:r>
+          </w:p>
+        </w:tc>
         <w:tc>
           <w:tcPr>
             <w:tcW w:type="dxa" w:w="2256"/>
@@ -2189,63 +2881,45 @@
                 <w:b w:val="0"/>
                 <w:i w:val="0"/>
               </w:rPr>
-              <w:t>{{ p.name }}</w:t>
-            </w:r>
-          </w:p>
-        </w:tc>
-        <w:tc>
-          <w:tcPr>
-            <w:tcW w:type="dxa" w:w="2256"/>
-          </w:tcPr>
-          <w:p>
-            <w:pPr>
-              <w:pStyle w:val="Code"/>
-            </w:pPr>
-            <w:r/>
-            <w:r>
-              <w:rPr>
-                <w:b w:val="0"/>
-                <w:i w:val="0"/>
-              </w:rPr>
-              <w:t>{{ p.location }}</w:t>
-            </w:r>
-          </w:p>
-        </w:tc>
-        <w:tc>
-          <w:tcPr>
-            <w:tcW w:type="dxa" w:w="2256"/>
-          </w:tcPr>
-          <w:p>
-            <w:pPr>
-              <w:spacing w:before="40" w:after="40"/>
-            </w:pPr>
-            <w:r/>
-            <w:r>
-              <w:rPr>
-                <w:b w:val="0"/>
-                <w:i w:val="0"/>
-                <w:sz w:val="18"/>
-              </w:rPr>
-              <w:t>{{ p.type }}</w:t>
-            </w:r>
-          </w:p>
-        </w:tc>
-        <w:tc>
-          <w:tcPr>
-            <w:tcW w:type="dxa" w:w="2256"/>
-          </w:tcPr>
-          <w:p>
-            <w:pPr>
-              <w:spacing w:before="40" w:after="40"/>
-            </w:pPr>
-            <w:r/>
-            <w:r>
-              <w:rPr>
-                <w:b w:val="0"/>
-                <w:i w:val="0"/>
-                <w:sz w:val="18"/>
-              </w:rPr>
-              <w:t>{{ p.origin }}</w:t>
+              <w:t>{{ s.action }}</w:t>
+            </w:r>
+          </w:p>
+        </w:tc>
+        <w:tc>
+          <w:tcPr>
+            <w:tcW w:type="dxa" w:w="2256"/>
+          </w:tcPr>
+          <w:p>
+            <w:pPr>
+              <w:spacing w:before="40" w:after="40"/>
+            </w:pPr>
+            <w:r/>
+            <w:r>
+              <w:rPr>
+                <w:b w:val="0"/>
+                <w:i w:val="0"/>
+                <w:sz w:val="18"/>
+              </w:rPr>
+              <w:t>{{ s.after }}</w:t>
+            </w:r>
+          </w:p>
+        </w:tc>
+        <w:tc>
+          <w:tcPr>
+            <w:tcW w:type="dxa" w:w="2256"/>
+          </w:tcPr>
+          <w:p>
+            <w:pPr>
+              <w:spacing w:before="40" w:after="40"/>
+            </w:pPr>
+            <w:r/>
+            <w:r>
+              <w:rPr>
+                <w:b w:val="0"/>
+                <w:i w:val="0"/>
+                <w:sz w:val="18"/>
+              </w:rPr>
+              <w:t>{{ s.files }}</w:t>
             </w:r>
           </w:p>
         </w:tc>
@@ -2292,12 +2966,29 @@
     </w:tbl>
     <w:p/>
     <w:p>
+      <w:pPr>
+        <w:pStyle w:val="Heading2"/>
+      </w:pPr>
+      <w:r>
+        <w:t>4.3 Dérivation des listes de paramètres</w:t>
+      </w:r>
+    </w:p>
+    <w:p>
+      <w:r>
+        <w:rPr>
+          <w:b w:val="0"/>
+          <w:i w:val="0"/>
+        </w:rPr>
+        <w:t>Chaque endpoint démultiplié est piloté par une liste de valeurs. Voici comment obtenir chacune de ces listes. Filtrer ces listes est le levier le plus efficace sur la durée totale d'une exécution, et l'endroit le plus facile pour exclure définitivement des données par inadvertance.</w:t>
+      </w:r>
+    </w:p>
+    <w:p>
       <w:r>
         <w:rPr>
           <w:color w:val="999999"/>
           <w:sz w:val="16"/>
         </w:rPr>
-        <w:t>{%p for note in endpoint.correlated_origins %}</w:t>
+        <w:t>{%p for lst in flow.lists %}</w:t>
       </w:r>
     </w:p>
     <w:p>
@@ -2306,51 +2997,7 @@
           <w:b w:val="0"/>
           <w:i/>
         </w:rPr>
-        <w:t>{{ note }}</w:t>
-      </w:r>
-    </w:p>
-    <w:p>
-      <w:r>
-        <w:rPr>
-          <w:color w:val="999999"/>
-          <w:sz w:val="16"/>
-        </w:rPr>
-        <w:t>{%p endfor %}</w:t>
-      </w:r>
-    </w:p>
-    <w:p>
-      <w:r>
-        <w:rPr>
-          <w:color w:val="999999"/>
-          <w:sz w:val="16"/>
-        </w:rPr>
-        <w:t>{%p endif %}</w:t>
-      </w:r>
-    </w:p>
-    <w:p>
-      <w:r>
-        <w:rPr>
-          <w:color w:val="999999"/>
-          <w:sz w:val="16"/>
-        </w:rPr>
-        <w:t>{%p if endpoint.iteration %}</w:t>
-      </w:r>
-    </w:p>
-    <w:p>
-      <w:pPr>
-        <w:pStyle w:val="Heading3"/>
-      </w:pPr>
-      <w:r>
-        <w:t>{{ endpoint.iteration_title }}</w:t>
-      </w:r>
-    </w:p>
-    <w:p>
-      <w:r>
-        <w:rPr>
-          <w:color w:val="999999"/>
-          <w:sz w:val="16"/>
-        </w:rPr>
-        <w:t>{%p if endpoint.pagination %}</w:t>
+        <w:t>Liste « {{ lst.name }} » — utilisée par : {{ lst.used_by }}</w:t>
       </w:r>
     </w:p>
     <w:tbl>
@@ -2429,7 +3076,7 @@
                 <w:i w:val="0"/>
                 <w:sz w:val="18"/>
               </w:rPr>
-              <w:t>{%tr for row in endpoint.pagination %}</w:t>
+              <w:t>{%tr for row in lst.rows %}</w:t>
             </w:r>
           </w:p>
         </w:tc>
@@ -2466,14 +3113,13 @@
           </w:tcPr>
           <w:p>
             <w:pPr>
-              <w:spacing w:before="40" w:after="40"/>
-            </w:pPr>
-            <w:r/>
-            <w:r>
-              <w:rPr>
-                <w:b w:val="0"/>
-                <w:i w:val="0"/>
-                <w:sz w:val="18"/>
+              <w:pStyle w:val="Code"/>
+            </w:pPr>
+            <w:r/>
+            <w:r>
+              <w:rPr>
+                <w:b w:val="0"/>
+                <w:i w:val="0"/>
               </w:rPr>
               <w:t>{{ row.value }}</w:t>
             </w:r>
@@ -2515,52 +3161,15 @@
           <w:color w:val="999999"/>
           <w:sz w:val="16"/>
         </w:rPr>
-        <w:t>{%p endif %}</w:t>
-      </w:r>
-    </w:p>
-    <w:p>
-      <w:r>
-        <w:rPr>
-          <w:color w:val="999999"/>
-          <w:sz w:val="16"/>
-        </w:rPr>
-        <w:t>{%p for line in endpoint.iteration %}</w:t>
-      </w:r>
-    </w:p>
-    <w:p>
-      <w:pPr>
-        <w:pStyle w:val="Code"/>
-      </w:pPr>
-      <w:r>
-        <w:rPr/>
-        <w:t>{{ line }}</w:t>
-      </w:r>
-    </w:p>
-    <w:p>
-      <w:r>
-        <w:rPr>
-          <w:color w:val="999999"/>
-          <w:sz w:val="16"/>
-        </w:rPr>
         <w:t>{%p endfor %}</w:t>
       </w:r>
     </w:p>
-    <w:p/>
-    <w:p>
-      <w:r>
-        <w:rPr>
-          <w:color w:val="999999"/>
-          <w:sz w:val="16"/>
-        </w:rPr>
-        <w:t>{%p endif %}</w:t>
-      </w:r>
-    </w:p>
-    <w:p>
-      <w:pPr>
-        <w:pStyle w:val="Heading3"/>
-      </w:pPr>
-      <w:r>
-        <w:t>Forme de la réponse</w:t>
+    <w:p>
+      <w:pPr>
+        <w:pStyle w:val="Heading1"/>
+      </w:pPr>
+      <w:r>
+        <w:t>5. Mode d'extraction par endpoint</w:t>
       </w:r>
     </w:p>
     <w:tbl>
@@ -2578,13 +3187,14 @@
         </w:tblBorders>
       </w:tblPr>
       <w:tblGrid>
-        <w:gridCol w:w="4513"/>
-        <w:gridCol w:w="4513"/>
+        <w:gridCol w:w="3009"/>
+        <w:gridCol w:w="3009"/>
+        <w:gridCol w:w="3009"/>
       </w:tblGrid>
       <w:tr>
         <w:tc>
           <w:tcPr>
-            <w:tcW w:type="dxa" w:w="4513"/>
+            <w:tcW w:type="dxa" w:w="3009"/>
             <w:shd w:val="clear" w:fill="EDEDED"/>
           </w:tcPr>
           <w:p>
@@ -2598,13 +3208,13 @@
                 <w:i w:val="0"/>
                 <w:sz w:val="18"/>
               </w:rPr>
-              <w:t>Élément</w:t>
-            </w:r>
-          </w:p>
-        </w:tc>
-        <w:tc>
-          <w:tcPr>
-            <w:tcW w:type="dxa" w:w="4513"/>
+              <w:t>Endpoint</w:t>
+            </w:r>
+          </w:p>
+        </w:tc>
+        <w:tc>
+          <w:tcPr>
+            <w:tcW w:type="dxa" w:w="3009"/>
             <w:shd w:val="clear" w:fill="EDEDED"/>
           </w:tcPr>
           <w:p>
@@ -2618,82 +3228,127 @@
                 <w:i w:val="0"/>
                 <w:sz w:val="18"/>
               </w:rPr>
-              <w:t>Valeur</w:t>
-            </w:r>
-          </w:p>
-        </w:tc>
-      </w:tr>
-      <w:tr>
-        <w:tc>
-          <w:tcPr>
-            <w:tcW w:type="dxa" w:w="4513"/>
-          </w:tcPr>
-          <w:p>
-            <w:pPr>
-              <w:spacing w:before="40" w:after="40"/>
-            </w:pPr>
-            <w:r/>
-            <w:r>
-              <w:rPr>
-                <w:b w:val="0"/>
-                <w:i w:val="0"/>
-                <w:sz w:val="18"/>
-              </w:rPr>
-              <w:t>{%tr for row in endpoint.response %}</w:t>
-            </w:r>
-          </w:p>
-        </w:tc>
-        <w:tc>
-          <w:tcPr>
-            <w:tcW w:type="dxa" w:w="4513"/>
-          </w:tcPr>
-          <w:p/>
-        </w:tc>
-      </w:tr>
-      <w:tr>
-        <w:tc>
-          <w:tcPr>
-            <w:tcW w:type="dxa" w:w="4513"/>
-          </w:tcPr>
-          <w:p>
-            <w:pPr>
-              <w:spacing w:before="40" w:after="40"/>
-            </w:pPr>
-            <w:r/>
-            <w:r>
-              <w:rPr>
-                <w:b w:val="0"/>
-                <w:i w:val="0"/>
-                <w:sz w:val="18"/>
-              </w:rPr>
-              <w:t>{{ row.item }}</w:t>
-            </w:r>
-          </w:p>
-        </w:tc>
-        <w:tc>
-          <w:tcPr>
-            <w:tcW w:type="dxa" w:w="4513"/>
-          </w:tcPr>
-          <w:p>
-            <w:pPr>
-              <w:spacing w:before="40" w:after="40"/>
-            </w:pPr>
-            <w:r/>
-            <w:r>
-              <w:rPr>
-                <w:b w:val="0"/>
-                <w:i w:val="0"/>
-                <w:sz w:val="18"/>
-              </w:rPr>
-              <w:t>{{ row.value }}</w:t>
-            </w:r>
-          </w:p>
-        </w:tc>
-      </w:tr>
-      <w:tr>
-        <w:tc>
-          <w:tcPr>
-            <w:tcW w:type="dxa" w:w="4513"/>
+              <w:t>Mode</w:t>
+            </w:r>
+          </w:p>
+        </w:tc>
+        <w:tc>
+          <w:tcPr>
+            <w:tcW w:type="dxa" w:w="3009"/>
+            <w:shd w:val="clear" w:fill="EDEDED"/>
+          </w:tcPr>
+          <w:p>
+            <w:pPr>
+              <w:spacing w:before="40" w:after="40"/>
+            </w:pPr>
+            <w:r/>
+            <w:r>
+              <w:rPr>
+                <w:b/>
+                <w:i w:val="0"/>
+                <w:sz w:val="18"/>
+              </w:rPr>
+              <w:t>Justification</w:t>
+            </w:r>
+          </w:p>
+        </w:tc>
+      </w:tr>
+      <w:tr>
+        <w:tc>
+          <w:tcPr>
+            <w:tcW w:type="dxa" w:w="3009"/>
+          </w:tcPr>
+          <w:p>
+            <w:pPr>
+              <w:spacing w:before="40" w:after="40"/>
+            </w:pPr>
+            <w:r/>
+            <w:r>
+              <w:rPr>
+                <w:b w:val="0"/>
+                <w:i w:val="0"/>
+                <w:sz w:val="18"/>
+              </w:rPr>
+              <w:t>{%tr for e in endpoints %}</w:t>
+            </w:r>
+          </w:p>
+        </w:tc>
+        <w:tc>
+          <w:tcPr>
+            <w:tcW w:type="dxa" w:w="3009"/>
+          </w:tcPr>
+          <w:p/>
+        </w:tc>
+        <w:tc>
+          <w:tcPr>
+            <w:tcW w:type="dxa" w:w="3009"/>
+          </w:tcPr>
+          <w:p/>
+        </w:tc>
+      </w:tr>
+      <w:tr>
+        <w:tc>
+          <w:tcPr>
+            <w:tcW w:type="dxa" w:w="3009"/>
+          </w:tcPr>
+          <w:p>
+            <w:pPr>
+              <w:spacing w:before="40" w:after="40"/>
+            </w:pPr>
+            <w:r/>
+            <w:r>
+              <w:rPr>
+                <w:b w:val="0"/>
+                <w:i w:val="0"/>
+                <w:sz w:val="18"/>
+              </w:rPr>
+              <w:t>{{ e.name }}</w:t>
+            </w:r>
+          </w:p>
+        </w:tc>
+        <w:tc>
+          <w:tcPr>
+            <w:tcW w:type="dxa" w:w="3009"/>
+          </w:tcPr>
+          <w:p>
+            <w:pPr>
+              <w:spacing w:before="40" w:after="40"/>
+            </w:pPr>
+            <w:r/>
+            <w:r>
+              <w:rPr>
+                <w:b w:val="0"/>
+                <w:i w:val="0"/>
+                <w:sz w:val="18"/>
+              </w:rPr>
+              <w:t>{{ e.mode }}</w:t>
+            </w:r>
+          </w:p>
+        </w:tc>
+        <w:tc>
+          <w:tcPr>
+            <w:tcW w:type="dxa" w:w="3009"/>
+          </w:tcPr>
+          <w:p>
+            <w:pPr>
+              <w:spacing w:before="40" w:after="40"/>
+            </w:pPr>
+            <w:r/>
+            <w:r>
+              <w:rPr>
+                <w:b w:val="0"/>
+                <w:i w:val="0"/>
+                <w:sz w:val="18"/>
+              </w:rPr>
+              <w:t>{{ e.rationale }}</w:t>
+            </w:r>
+          </w:p>
+        </w:tc>
+      </w:tr>
+      <w:tr>
+        <w:tc>
+          <w:tcPr>
+            <w:tcW w:type="dxa" w:w="3009"/>
           </w:tcPr>
           <w:p>
             <w:pPr>
@@ -2712,7 +3367,13 @@
         </w:tc>
         <w:tc>
           <w:tcPr>
-            <w:tcW w:type="dxa" w:w="4513"/>
+            <w:tcW w:type="dxa" w:w="3009"/>
+          </w:tcPr>
+          <w:p/>
+        </w:tc>
+        <w:tc>
+          <w:tcPr>
+            <w:tcW w:type="dxa" w:w="3009"/>
           </w:tcPr>
           <w:p/>
         </w:tc>
@@ -2720,29 +3381,19 @@
     </w:tbl>
     <w:p/>
     <w:p>
-      <w:r>
-        <w:rPr>
-          <w:color w:val="999999"/>
-          <w:sz w:val="16"/>
-        </w:rPr>
-        <w:t>{%p if endpoint.quirks %}</w:t>
-      </w:r>
-    </w:p>
-    <w:p>
-      <w:pPr>
-        <w:pStyle w:val="Heading3"/>
-      </w:pPr>
-      <w:r>
-        <w:t>Particularités et points de vigilance</w:t>
-      </w:r>
-    </w:p>
-    <w:p>
-      <w:r>
-        <w:rPr>
-          <w:color w:val="999999"/>
-          <w:sz w:val="16"/>
-        </w:rPr>
-        <w:t>{%p for quirk in endpoint.quirks %}</w:t>
+      <w:pPr>
+        <w:pStyle w:val="Heading1"/>
+      </w:pPr>
+      <w:r>
+        <w:t>6. Contrat de la zone d'atterrissage</w:t>
+      </w:r>
+    </w:p>
+    <w:p>
+      <w:pPr>
+        <w:pStyle w:val="Heading2"/>
+      </w:pPr>
+      <w:r>
+        <w:t>6.1 Principes</w:t>
       </w:r>
     </w:p>
     <w:p>
@@ -2754,69 +3405,73 @@
           <w:b w:val="0"/>
           <w:i w:val="0"/>
         </w:rPr>
-        <w:t>{{ quirk }}</w:t>
-      </w:r>
-    </w:p>
-    <w:p>
-      <w:r>
-        <w:rPr>
-          <w:color w:val="999999"/>
-          <w:sz w:val="16"/>
-        </w:rPr>
-        <w:t>{%p endfor %}</w:t>
-      </w:r>
-    </w:p>
-    <w:p/>
-    <w:p>
-      <w:r>
-        <w:rPr>
-          <w:color w:val="999999"/>
-          <w:sz w:val="16"/>
-        </w:rPr>
-        <w:t>{%p endif %}</w:t>
-      </w:r>
-    </w:p>
-    <w:p>
-      <w:r>
-        <w:rPr>
-          <w:color w:val="999999"/>
-          <w:sz w:val="16"/>
-        </w:rPr>
-        <w:t>{%p endfor %}</w:t>
-      </w:r>
-    </w:p>
-    <w:p>
-      <w:pPr>
-        <w:pStyle w:val="Heading1"/>
-      </w:pPr>
-      <w:r>
-        <w:t>4. Flux d'extraction</w:t>
-      </w:r>
-    </w:p>
-    <w:p>
-      <w:pPr>
-        <w:pStyle w:val="Heading2"/>
-      </w:pPr>
-      <w:r>
-        <w:t>4.1 Vue d'ensemble des dépendances</w:t>
-      </w:r>
-    </w:p>
-    <w:p>
+        <w:t>Chaque page de réponse de l'API est écrite dans un fichier distinct.</w:t>
+      </w:r>
+    </w:p>
+    <w:p>
+      <w:pPr>
+        <w:pStyle w:val="ListParagraph"/>
+      </w:pPr>
       <w:r>
         <w:rPr>
           <w:b w:val="0"/>
           <w:i w:val="0"/>
         </w:rPr>
-        <w:t>L'ordre d'exécution découle des dépendances de données : un endpoint s'exécute après celui dont il consomme les résultats. Les endpoints d'un même niveau sont indépendants et peuvent être menés dans n'importe quel ordre, ou en parallèle.</w:t>
-      </w:r>
-    </w:p>
-    <w:p>
-      <w:r>
-        <w:rPr>
-          <w:color w:val="999999"/>
-          <w:sz w:val="16"/>
-        </w:rPr>
-        <w:t>{%p for line in flow.tree %}</w:t>
+        <w:t>Le corps de la réponse est stocké verbatim sous body : aucun renommage, aucune conversion de type, aucun aplatissement, aucun filtrage, aucun réordonnancement.</w:t>
+      </w:r>
+    </w:p>
+    <w:p>
+      <w:pPr>
+        <w:pStyle w:val="ListParagraph"/>
+      </w:pPr>
+      <w:r>
+        <w:rPr>
+          <w:b w:val="0"/>
+          <w:i w:val="0"/>
+        </w:rPr>
+        <w:t>Le contexte d'extraction est stocké sous metadata, à côté du corps et jamais à l'intérieur. La charge utile n'est jamais modifiée pour le porter.</w:t>
+      </w:r>
+    </w:p>
+    <w:p>
+      <w:pPr>
+        <w:pStyle w:val="ListParagraph"/>
+      </w:pPr>
+      <w:r>
+        <w:rPr>
+          <w:b w:val="0"/>
+          <w:i w:val="0"/>
+        </w:rPr>
+        <w:t>Un fichier n'est jamais modifié. Une reprise remplace la partition du jour (extract_date) dans son intégralité ; il y a une extraction par date.</w:t>
+      </w:r>
+    </w:p>
+    <w:p>
+      <w:pPr>
+        <w:pStyle w:val="ListParagraph"/>
+      </w:pPr>
+      <w:r>
+        <w:rPr>
+          <w:b w:val="0"/>
+          <w:i w:val="0"/>
+        </w:rPr>
+        <w:t>Tout fichier déposé peut être rattaché à la requête exacte qui l'a produit.</w:t>
+      </w:r>
+    </w:p>
+    <w:p/>
+    <w:p>
+      <w:pPr>
+        <w:pStyle w:val="Heading2"/>
+      </w:pPr>
+      <w:r>
+        <w:t>6.2 Structure du fichier</w:t>
+      </w:r>
+    </w:p>
+    <w:p>
+      <w:r>
+        <w:rPr>
+          <w:b w:val="0"/>
+          <w:i w:val="0"/>
+        </w:rPr>
+        <w:t>Chaque fichier déposé est un document JSON à deux attributs de premier niveau :</w:t>
       </w:r>
     </w:p>
     <w:p>
@@ -2825,25 +3480,61 @@
       </w:pPr>
       <w:r>
         <w:rPr/>
-        <w:t>{{ line }}</w:t>
-      </w:r>
-    </w:p>
-    <w:p>
-      <w:r>
-        <w:rPr>
-          <w:color w:val="999999"/>
-          <w:sz w:val="16"/>
-        </w:rPr>
-        <w:t>{%p endfor %}</w:t>
+        <w:t>{</w:t>
+      </w:r>
+    </w:p>
+    <w:p>
+      <w:pPr>
+        <w:pStyle w:val="Code"/>
+      </w:pPr>
+      <w:r>
+        <w:rPr/>
+        <w:t xml:space="preserve">  "metadata": { … contexte d'extraction, §6.3 … },</w:t>
+      </w:r>
+    </w:p>
+    <w:p>
+      <w:pPr>
+        <w:pStyle w:val="Code"/>
+      </w:pPr>
+      <w:r>
+        <w:rPr/>
+        <w:t xml:space="preserve">  "body":     { … la réponse de l'API, verbatim … }</w:t>
+      </w:r>
+    </w:p>
+    <w:p>
+      <w:pPr>
+        <w:pStyle w:val="Code"/>
+      </w:pPr>
+      <w:r>
+        <w:rPr/>
+        <w:t>}</w:t>
       </w:r>
     </w:p>
     <w:p/>
     <w:p>
+      <w:r>
+        <w:rPr>
+          <w:b w:val="0"/>
+          <w:i w:val="0"/>
+        </w:rPr>
+        <w:t>Les attributs de pagination renvoyés par l'API restent dans body avec le reste de la charge utile. Ils font partie de la réponse et ne sont pas remontés dans metadata. Lorsque la réponse n'est pas du JSON, body vaut null et un troisième attribut, body_raw, porte le texte reçu tel quel.</w:t>
+      </w:r>
+    </w:p>
+    <w:p>
       <w:pPr>
         <w:pStyle w:val="Heading2"/>
       </w:pPr>
       <w:r>
-        <w:t>4.2 Séquence d'exécution</w:t>
+        <w:t>6.3 Attributs de métadonnées</w:t>
+      </w:r>
+    </w:p>
+    <w:p>
+      <w:r>
+        <w:rPr>
+          <w:b w:val="0"/>
+          <w:i w:val="0"/>
+        </w:rPr>
+        <w:t>Les noms d'attributs font foi : le code qui construira les tables Bronze en dépendra. Cette section est la seule du document qui doit être respectée à la lettre.</w:t>
       </w:r>
     </w:p>
     <w:tbl>
@@ -2883,7 +3574,7 @@
                 <w:i w:val="0"/>
                 <w:sz w:val="18"/>
               </w:rPr>
-              <w:t>Étape</w:t>
+              <w:t>Attribut</w:t>
             </w:r>
           </w:p>
         </w:tc>
@@ -2903,7 +3594,7 @@
                 <w:i w:val="0"/>
                 <w:sz w:val="18"/>
               </w:rPr>
-              <w:t>Action</w:t>
+              <w:t>Type</w:t>
             </w:r>
           </w:p>
         </w:tc>
@@ -2923,7 +3614,7 @@
                 <w:i w:val="0"/>
                 <w:sz w:val="18"/>
               </w:rPr>
-              <w:t>S'exécute après</w:t>
+              <w:t>Obligatoire</w:t>
             </w:r>
           </w:p>
         </w:tc>
@@ -2943,70 +3634,51 @@
                 <w:i w:val="0"/>
                 <w:sz w:val="18"/>
               </w:rPr>
-              <w:t>Fichiers déposés</w:t>
-            </w:r>
-          </w:p>
-        </w:tc>
-      </w:tr>
-      <w:tr>
-        <w:tc>
-          <w:tcPr>
-            <w:tcW w:type="dxa" w:w="2256"/>
-          </w:tcPr>
-          <w:p>
-            <w:pPr>
-              <w:spacing w:before="40" w:after="40"/>
-            </w:pPr>
-            <w:r/>
-            <w:r>
-              <w:rPr>
-                <w:b w:val="0"/>
-                <w:i w:val="0"/>
-                <w:sz w:val="18"/>
-              </w:rPr>
-              <w:t>{%tr for s in flow.sequence %}</w:t>
-            </w:r>
-          </w:p>
-        </w:tc>
-        <w:tc>
-          <w:tcPr>
-            <w:tcW w:type="dxa" w:w="2256"/>
-          </w:tcPr>
-          <w:p/>
-        </w:tc>
-        <w:tc>
-          <w:tcPr>
-            <w:tcW w:type="dxa" w:w="2256"/>
-          </w:tcPr>
-          <w:p/>
-        </w:tc>
-        <w:tc>
-          <w:tcPr>
-            <w:tcW w:type="dxa" w:w="2256"/>
-          </w:tcPr>
-          <w:p/>
-        </w:tc>
-      </w:tr>
-      <w:tr>
-        <w:tc>
-          <w:tcPr>
-            <w:tcW w:type="dxa" w:w="2256"/>
-          </w:tcPr>
-          <w:p>
-            <w:pPr>
-              <w:spacing w:before="40" w:after="40"/>
-            </w:pPr>
-            <w:r/>
-            <w:r>
-              <w:rPr>
-                <w:b w:val="0"/>
-                <w:i w:val="0"/>
-                <w:sz w:val="18"/>
-              </w:rPr>
-              <w:t>{{ s.step }}</w:t>
-            </w:r>
-          </w:p>
-        </w:tc>
+              <w:t>Description</w:t>
+            </w:r>
+          </w:p>
+        </w:tc>
+      </w:tr>
+      <w:tr>
+        <w:tc>
+          <w:tcPr>
+            <w:tcW w:type="dxa" w:w="2256"/>
+          </w:tcPr>
+          <w:p>
+            <w:pPr>
+              <w:spacing w:before="40" w:after="40"/>
+            </w:pPr>
+            <w:r/>
+            <w:r>
+              <w:rPr>
+                <w:b w:val="0"/>
+                <w:i w:val="0"/>
+                <w:sz w:val="18"/>
+              </w:rPr>
+              <w:t>{%tr for a in landing.contract %}</w:t>
+            </w:r>
+          </w:p>
+        </w:tc>
+        <w:tc>
+          <w:tcPr>
+            <w:tcW w:type="dxa" w:w="2256"/>
+          </w:tcPr>
+          <w:p/>
+        </w:tc>
+        <w:tc>
+          <w:tcPr>
+            <w:tcW w:type="dxa" w:w="2256"/>
+          </w:tcPr>
+          <w:p/>
+        </w:tc>
+        <w:tc>
+          <w:tcPr>
+            <w:tcW w:type="dxa" w:w="2256"/>
+          </w:tcPr>
+          <w:p/>
+        </w:tc>
+      </w:tr>
+      <w:tr>
         <w:tc>
           <w:tcPr>
             <w:tcW w:type="dxa" w:w="2256"/>
@@ -3021,45 +3693,64 @@
                 <w:b w:val="0"/>
                 <w:i w:val="0"/>
               </w:rPr>
-              <w:t>{{ s.action }}</w:t>
-            </w:r>
-          </w:p>
-        </w:tc>
-        <w:tc>
-          <w:tcPr>
-            <w:tcW w:type="dxa" w:w="2256"/>
-          </w:tcPr>
-          <w:p>
-            <w:pPr>
-              <w:spacing w:before="40" w:after="40"/>
-            </w:pPr>
-            <w:r/>
-            <w:r>
-              <w:rPr>
-                <w:b w:val="0"/>
-                <w:i w:val="0"/>
-                <w:sz w:val="18"/>
-              </w:rPr>
-              <w:t>{{ s.after }}</w:t>
-            </w:r>
-          </w:p>
-        </w:tc>
-        <w:tc>
-          <w:tcPr>
-            <w:tcW w:type="dxa" w:w="2256"/>
-          </w:tcPr>
-          <w:p>
-            <w:pPr>
-              <w:spacing w:before="40" w:after="40"/>
-            </w:pPr>
-            <w:r/>
-            <w:r>
-              <w:rPr>
-                <w:b w:val="0"/>
-                <w:i w:val="0"/>
-                <w:sz w:val="18"/>
-              </w:rPr>
-              <w:t>{{ s.files }}</w:t>
+              <w:t>{{ a.attribute }}</w:t>
+            </w:r>
+          </w:p>
+        </w:tc>
+        <w:tc>
+          <w:tcPr>
+            <w:tcW w:type="dxa" w:w="2256"/>
+          </w:tcPr>
+          <w:p>
+            <w:pPr>
+              <w:spacing w:before="40" w:after="40"/>
+            </w:pPr>
+            <w:r/>
+            <w:r>
+              <w:rPr>
+                <w:b w:val="0"/>
+                <w:i w:val="0"/>
+                <w:sz w:val="18"/>
+              </w:rPr>
+              <w:t>{{ a.type }}</w:t>
+            </w:r>
+          </w:p>
+        </w:tc>
+        <w:tc>
+          <w:tcPr>
+            <w:tcW w:type="dxa" w:w="2256"/>
+          </w:tcPr>
+          <w:p>
+            <w:pPr>
+              <w:spacing w:before="40" w:after="40"/>
+            </w:pPr>
+            <w:r/>
+            <w:r>
+              <w:rPr>
+                <w:b w:val="0"/>
+                <w:i w:val="0"/>
+                <w:sz w:val="18"/>
+              </w:rPr>
+              <w:t>{{ a.mandatory }}</w:t>
+            </w:r>
+          </w:p>
+        </w:tc>
+        <w:tc>
+          <w:tcPr>
+            <w:tcW w:type="dxa" w:w="2256"/>
+          </w:tcPr>
+          <w:p>
+            <w:pPr>
+              <w:spacing w:before="40" w:after="40"/>
+            </w:pPr>
+            <w:r/>
+            <w:r>
+              <w:rPr>
+                <w:b w:val="0"/>
+                <w:i w:val="0"/>
+                <w:sz w:val="18"/>
+              </w:rPr>
+              <w:t>{{ a.description }}</w:t>
             </w:r>
           </w:p>
         </w:tc>
@@ -3105,12 +3796,56 @@
       </w:tr>
     </w:tbl>
     <w:p/>
+    <w:tbl>
+      <w:tblPr>
+        <w:tblW w:type="auto" w:w="0"/>
+        <w:tblLook w:firstColumn="1" w:firstRow="1" w:lastColumn="0" w:lastRow="0" w:noHBand="0" w:noVBand="1" w:val="04A0"/>
+        <w:tblBorders>
+          <w:top w:val="single" w:sz="4" w:space="0" w:color="C8C8C8"/>
+          <w:left w:val="single" w:sz="4" w:space="0" w:color="C8C8C8"/>
+          <w:bottom w:val="single" w:sz="4" w:space="0" w:color="C8C8C8"/>
+          <w:right w:val="single" w:sz="4" w:space="0" w:color="C8C8C8"/>
+          <w:insideH w:val="single" w:sz="4" w:space="0" w:color="C8C8C8"/>
+          <w:insideV w:val="single" w:sz="4" w:space="0" w:color="C8C8C8"/>
+        </w:tblBorders>
+      </w:tblPr>
+      <w:tblGrid>
+        <w:gridCol w:w="9026"/>
+      </w:tblGrid>
+      <w:tr>
+        <w:tc>
+          <w:tcPr>
+            <w:tcW w:type="dxa" w:w="9026"/>
+            <w:shd w:val="clear" w:fill="F7F7F7"/>
+          </w:tcPr>
+          <w:p>
+            <w:r/>
+            <w:r>
+              <w:rPr>
+                <w:b/>
+                <w:sz w:val="18"/>
+              </w:rPr>
+              <w:t>Le numéro de page ne figure pas au premier niveau</w:t>
+            </w:r>
+          </w:p>
+          <w:p>
+            <w:r>
+              <w:rPr>
+                <w:sz w:val="18"/>
+              </w:rPr>
+              <w:t>Il est déjà présent verbatim dans request.query ou request.payload, à l'emplacement exact où l'API l'attend. Un attribut de premier niveau en serait un doublon, donc une seconde source de vérité dans un fichier qui ne sera jamais rouvert en écriture.</w:t>
+            </w:r>
+          </w:p>
+        </w:tc>
+      </w:tr>
+    </w:tbl>
+    <w:p/>
     <w:p>
       <w:pPr>
         <w:pStyle w:val="Heading2"/>
       </w:pPr>
       <w:r>
-        <w:t>4.3 Dérivation des listes de paramètres</w:t>
+        <w:t>6.4 Exemple concret</w:t>
       </w:r>
     </w:p>
     <w:p>
@@ -3119,7 +3854,7 @@
           <w:b w:val="0"/>
           <w:i w:val="0"/>
         </w:rPr>
-        <w:t>Chaque endpoint démultiplié est piloté par une liste de valeurs. Voici comment obtenir chacune de ces listes. Filtrer ces listes est le levier le plus efficace sur la durée totale d'une exécution, et l'endroit le plus facile pour exclure définitivement des données par inadvertance.</w:t>
+        <w:t>Une page de « {{ landing.example_endpoint }} », telle que déposée :</w:t>
       </w:r>
     </w:p>
     <w:p>
@@ -3128,16 +3863,34 @@
           <w:color w:val="999999"/>
           <w:sz w:val="16"/>
         </w:rPr>
-        <w:t>{%p for lst in flow.lists %}</w:t>
-      </w:r>
-    </w:p>
-    <w:p>
-      <w:r>
-        <w:rPr>
-          <w:b w:val="0"/>
-          <w:i/>
-        </w:rPr>
-        <w:t>Liste « {{ lst.name }} » — utilisée par : {{ lst.used_by }}</w:t>
+        <w:t>{%p for line in landing.example_lines %}</w:t>
+      </w:r>
+    </w:p>
+    <w:p>
+      <w:pPr>
+        <w:pStyle w:val="Code"/>
+      </w:pPr>
+      <w:r>
+        <w:rPr/>
+        <w:t>{{ line }}</w:t>
+      </w:r>
+    </w:p>
+    <w:p>
+      <w:r>
+        <w:rPr>
+          <w:color w:val="999999"/>
+          <w:sz w:val="16"/>
+        </w:rPr>
+        <w:t>{%p endfor %}</w:t>
+      </w:r>
+    </w:p>
+    <w:p/>
+    <w:p>
+      <w:pPr>
+        <w:pStyle w:val="Heading2"/>
+      </w:pPr>
+      <w:r>
+        <w:t>6.5 Arborescence S3 et nommage</w:t>
       </w:r>
     </w:p>
     <w:tbl>
@@ -3216,7 +3969,7 @@
                 <w:i w:val="0"/>
                 <w:sz w:val="18"/>
               </w:rPr>
-              <w:t>{%tr for row in lst.rows %}</w:t>
+              <w:t>{%tr for row in landing.layout %}</w:t>
             </w:r>
           </w:p>
         </w:tc>
@@ -3298,383 +4051,212 @@
     <w:p>
       <w:r>
         <w:rPr>
+          <w:b w:val="0"/>
+          <w:i w:val="0"/>
+        </w:rPr>
+        <w:t>Motif de clé :</w:t>
+      </w:r>
+    </w:p>
+    <w:p>
+      <w:pPr>
+        <w:pStyle w:val="Code"/>
+      </w:pPr>
+      <w:r>
+        <w:rPr/>
+        <w:t>{{ landing.key_template }}</w:t>
+      </w:r>
+    </w:p>
+    <w:p>
+      <w:pPr/>
+      <w:r>
+        <w:rPr/>
+        <w:t>{%p if landing.key_template_paginated %}</w:t>
+      </w:r>
+    </w:p>
+    <w:p>
+      <w:pPr/>
+      <w:r>
+        <w:rPr/>
+        <w:t>Endpoints paginés :</w:t>
+      </w:r>
+    </w:p>
+    <w:p>
+      <w:pPr>
+        <w:pStyle w:val="Code"/>
+      </w:pPr>
+      <w:r>
+        <w:rPr/>
+        <w:t>{{ landing.key_template_paginated }}</w:t>
+      </w:r>
+    </w:p>
+    <w:p>
+      <w:pPr/>
+      <w:r>
+        <w:rPr/>
+        <w:t>{%p endif %}</w:t>
+      </w:r>
+    </w:p>
+    <w:p/>
+    <w:p>
+      <w:r>
+        <w:rPr>
           <w:color w:val="999999"/>
           <w:sz w:val="16"/>
         </w:rPr>
+        <w:t>{%p if landing.overrides %}</w:t>
+      </w:r>
+    </w:p>
+    <w:p>
+      <w:r>
+        <w:rPr>
+          <w:b w:val="0"/>
+          <w:i w:val="0"/>
+        </w:rPr>
+        <w:t>Exceptions par endpoint :</w:t>
+      </w:r>
+    </w:p>
+    <w:p>
+      <w:r>
+        <w:rPr>
+          <w:color w:val="999999"/>
+          <w:sz w:val="16"/>
+        </w:rPr>
+        <w:t>{%p for o in landing.overrides %}</w:t>
+      </w:r>
+    </w:p>
+    <w:p>
+      <w:pPr>
+        <w:pStyle w:val="Code"/>
+      </w:pPr>
+      <w:r>
+        <w:rPr/>
+        <w:t>{{ o.endpoint }} : {{ o.key }}</w:t>
+      </w:r>
+    </w:p>
+    <w:p>
+      <w:r>
+        <w:rPr>
+          <w:color w:val="999999"/>
+          <w:sz w:val="16"/>
+        </w:rPr>
         <w:t>{%p endfor %}</w:t>
       </w:r>
     </w:p>
-    <w:p>
-      <w:pPr>
-        <w:pStyle w:val="Heading1"/>
-      </w:pPr>
-      <w:r>
-        <w:t>5. Mode d'extraction par endpoint</w:t>
-      </w:r>
-    </w:p>
+    <w:p/>
+    <w:p>
+      <w:r>
+        <w:rPr>
+          <w:color w:val="999999"/>
+          <w:sz w:val="16"/>
+        </w:rPr>
+        <w:t>{%p endif %}</w:t>
+      </w:r>
+    </w:p>
+    <w:p>
+      <w:r>
+        <w:rPr>
+          <w:b w:val="0"/>
+          <w:i w:val="0"/>
+        </w:rPr>
+        <w:t>Clés rendues à partir de paramètres réels :</w:t>
+      </w:r>
+    </w:p>
+    <w:p>
+      <w:r>
+        <w:rPr>
+          <w:color w:val="999999"/>
+          <w:sz w:val="16"/>
+        </w:rPr>
+        <w:t>{%p for line in landing.rendered_keys %}</w:t>
+      </w:r>
+    </w:p>
+    <w:p>
+      <w:pPr>
+        <w:pStyle w:val="Code"/>
+      </w:pPr>
+      <w:r>
+        <w:rPr/>
+        <w:t>{{ line }}</w:t>
+      </w:r>
+    </w:p>
+    <w:p>
+      <w:r>
+        <w:rPr>
+          <w:color w:val="999999"/>
+          <w:sz w:val="16"/>
+        </w:rPr>
+        <w:t>{%p endfor %}</w:t>
+      </w:r>
+    </w:p>
+    <w:p/>
     <w:tbl>
       <w:tblPr>
         <w:tblW w:type="auto" w:w="0"/>
-        <w:jc w:val="left"/>
         <w:tblLook w:firstColumn="1" w:firstRow="1" w:lastColumn="0" w:lastRow="0" w:noHBand="0" w:noVBand="1" w:val="04A0"/>
         <w:tblBorders>
-          <w:top w:val="single" w:sz="4" w:space="0" w:color="BFBFBF"/>
-          <w:left w:val="single" w:sz="4" w:space="0" w:color="BFBFBF"/>
-          <w:bottom w:val="single" w:sz="4" w:space="0" w:color="BFBFBF"/>
-          <w:right w:val="single" w:sz="4" w:space="0" w:color="BFBFBF"/>
-          <w:insideH w:val="single" w:sz="4" w:space="0" w:color="BFBFBF"/>
-          <w:insideV w:val="single" w:sz="4" w:space="0" w:color="BFBFBF"/>
+          <w:top w:val="single" w:sz="4" w:space="0" w:color="C8C8C8"/>
+          <w:left w:val="single" w:sz="4" w:space="0" w:color="C8C8C8"/>
+          <w:bottom w:val="single" w:sz="4" w:space="0" w:color="C8C8C8"/>
+          <w:right w:val="single" w:sz="4" w:space="0" w:color="C8C8C8"/>
+          <w:insideH w:val="single" w:sz="4" w:space="0" w:color="C8C8C8"/>
+          <w:insideV w:val="single" w:sz="4" w:space="0" w:color="C8C8C8"/>
         </w:tblBorders>
       </w:tblPr>
       <w:tblGrid>
-        <w:gridCol w:w="3009"/>
-        <w:gridCol w:w="3009"/>
-        <w:gridCol w:w="3009"/>
+        <w:gridCol w:w="9026"/>
       </w:tblGrid>
       <w:tr>
         <w:tc>
           <w:tcPr>
-            <w:tcW w:type="dxa" w:w="3009"/>
-            <w:shd w:val="clear" w:fill="EDEDED"/>
-          </w:tcPr>
-          <w:p>
-            <w:pPr>
-              <w:spacing w:before="40" w:after="40"/>
-            </w:pPr>
-            <w:r/>
-            <w:r>
-              <w:rPr>
-                <w:b/>
-                <w:i w:val="0"/>
-                <w:sz w:val="18"/>
-              </w:rPr>
-              <w:t>Endpoint</w:t>
-            </w:r>
-          </w:p>
-        </w:tc>
-        <w:tc>
-          <w:tcPr>
-            <w:tcW w:type="dxa" w:w="3009"/>
-            <w:shd w:val="clear" w:fill="EDEDED"/>
-          </w:tcPr>
-          <w:p>
-            <w:pPr>
-              <w:spacing w:before="40" w:after="40"/>
-            </w:pPr>
-            <w:r/>
-            <w:r>
-              <w:rPr>
-                <w:b/>
-                <w:i w:val="0"/>
-                <w:sz w:val="18"/>
-              </w:rPr>
-              <w:t>Mode</w:t>
-            </w:r>
-          </w:p>
-        </w:tc>
-        <w:tc>
-          <w:tcPr>
-            <w:tcW w:type="dxa" w:w="3009"/>
-            <w:shd w:val="clear" w:fill="EDEDED"/>
-          </w:tcPr>
-          <w:p>
-            <w:pPr>
-              <w:spacing w:before="40" w:after="40"/>
-            </w:pPr>
-            <w:r/>
-            <w:r>
-              <w:rPr>
-                <w:b/>
-                <w:i w:val="0"/>
-                <w:sz w:val="18"/>
-              </w:rPr>
-              <w:t>Justification</w:t>
-            </w:r>
-          </w:p>
-        </w:tc>
-      </w:tr>
-      <w:tr>
-        <w:tc>
-          <w:tcPr>
-            <w:tcW w:type="dxa" w:w="3009"/>
-          </w:tcPr>
-          <w:p>
-            <w:pPr>
-              <w:spacing w:before="40" w:after="40"/>
-            </w:pPr>
-            <w:r/>
-            <w:r>
-              <w:rPr>
-                <w:b w:val="0"/>
-                <w:i w:val="0"/>
-                <w:sz w:val="18"/>
-              </w:rPr>
-              <w:t>{%tr for e in endpoints %}</w:t>
-            </w:r>
-          </w:p>
-        </w:tc>
-        <w:tc>
-          <w:tcPr>
-            <w:tcW w:type="dxa" w:w="3009"/>
-          </w:tcPr>
-          <w:p/>
-        </w:tc>
-        <w:tc>
-          <w:tcPr>
-            <w:tcW w:type="dxa" w:w="3009"/>
-          </w:tcPr>
-          <w:p/>
-        </w:tc>
-      </w:tr>
-      <w:tr>
-        <w:tc>
-          <w:tcPr>
-            <w:tcW w:type="dxa" w:w="3009"/>
-          </w:tcPr>
-          <w:p>
-            <w:pPr>
-              <w:spacing w:before="40" w:after="40"/>
-            </w:pPr>
-            <w:r/>
-            <w:r>
-              <w:rPr>
-                <w:b w:val="0"/>
-                <w:i w:val="0"/>
-                <w:sz w:val="18"/>
-              </w:rPr>
-              <w:t>{{ e.name }}</w:t>
-            </w:r>
-          </w:p>
-        </w:tc>
-        <w:tc>
-          <w:tcPr>
-            <w:tcW w:type="dxa" w:w="3009"/>
-          </w:tcPr>
-          <w:p>
-            <w:pPr>
-              <w:spacing w:before="40" w:after="40"/>
-            </w:pPr>
-            <w:r/>
-            <w:r>
-              <w:rPr>
-                <w:b w:val="0"/>
-                <w:i w:val="0"/>
-                <w:sz w:val="18"/>
-              </w:rPr>
-              <w:t>{{ e.mode }}</w:t>
-            </w:r>
-          </w:p>
-        </w:tc>
-        <w:tc>
-          <w:tcPr>
-            <w:tcW w:type="dxa" w:w="3009"/>
-          </w:tcPr>
-          <w:p>
-            <w:pPr>
-              <w:spacing w:before="40" w:after="40"/>
-            </w:pPr>
-            <w:r/>
-            <w:r>
-              <w:rPr>
-                <w:b w:val="0"/>
-                <w:i w:val="0"/>
-                <w:sz w:val="18"/>
-              </w:rPr>
-              <w:t>{{ e.rationale }}</w:t>
-            </w:r>
-          </w:p>
-        </w:tc>
-      </w:tr>
-      <w:tr>
-        <w:tc>
-          <w:tcPr>
-            <w:tcW w:type="dxa" w:w="3009"/>
-          </w:tcPr>
-          <w:p>
-            <w:pPr>
-              <w:spacing w:before="40" w:after="40"/>
-            </w:pPr>
-            <w:r/>
-            <w:r>
-              <w:rPr>
-                <w:b w:val="0"/>
-                <w:i w:val="0"/>
-                <w:sz w:val="18"/>
-              </w:rPr>
-              <w:t>{%tr endfor %}</w:t>
-            </w:r>
-          </w:p>
-        </w:tc>
-        <w:tc>
-          <w:tcPr>
-            <w:tcW w:type="dxa" w:w="3009"/>
-          </w:tcPr>
-          <w:p/>
-        </w:tc>
-        <w:tc>
-          <w:tcPr>
-            <w:tcW w:type="dxa" w:w="3009"/>
-          </w:tcPr>
-          <w:p/>
+            <w:tcW w:type="dxa" w:w="9026"/>
+            <w:shd w:val="clear" w:fill="F7F7F7"/>
+          </w:tcPr>
+          <w:p>
+            <w:r/>
+            <w:r>
+              <w:rPr>
+                <w:b/>
+                <w:sz w:val="18"/>
+              </w:rPr>
+              <w:t>extract_date est la date de début d'exécution</w:t>
+            </w:r>
+          </w:p>
+          <w:p>
+            <w:r>
+              <w:rPr>
+                <w:sz w:val="18"/>
+              </w:rPr>
+              <w:t>Et non l'horodatage de chaque fichier. Une exécution qui franchit minuit répartirait sinon un même lot sur deux partitions, et une requête « charger la veille » en manquerait silencieusement la fin.</w:t>
+            </w:r>
+          </w:p>
         </w:tc>
       </w:tr>
     </w:tbl>
     <w:p/>
     <w:p>
+      <w:r>
+        <w:rPr>
+          <w:color w:val="999999"/>
+          <w:sz w:val="16"/>
+        </w:rPr>
+        <w:t>{%p if appendix.samples %}</w:t>
+      </w:r>
+    </w:p>
+    <w:p>
       <w:pPr>
         <w:pStyle w:val="Heading1"/>
       </w:pPr>
       <w:r>
-        <w:t>6. Contrat de la zone d'atterrissage</w:t>
-      </w:r>
-    </w:p>
-    <w:p>
-      <w:pPr>
-        <w:pStyle w:val="Heading2"/>
-      </w:pPr>
-      <w:r>
-        <w:t>6.1 Principes</w:t>
-      </w:r>
-    </w:p>
-    <w:p>
-      <w:pPr>
-        <w:pStyle w:val="ListParagraph"/>
-      </w:pPr>
+        <w:t>Annexe A — Charges utiles d'exemple</w:t>
+      </w:r>
+    </w:p>
+    <w:p>
       <w:r>
         <w:rPr>
           <w:b w:val="0"/>
           <w:i w:val="0"/>
         </w:rPr>
-        <w:t>Chaque page de réponse de l'API est écrite dans un fichier distinct.</w:t>
-      </w:r>
-    </w:p>
-    <w:p>
-      <w:pPr>
-        <w:pStyle w:val="ListParagraph"/>
-      </w:pPr>
-      <w:r>
-        <w:rPr>
-          <w:b w:val="0"/>
-          <w:i w:val="0"/>
-        </w:rPr>
-        <w:t>Le corps de la réponse est stocké verbatim sous body : aucun renommage, aucune conversion de type, aucun aplatissement, aucun filtrage, aucun réordonnancement.</w:t>
-      </w:r>
-    </w:p>
-    <w:p>
-      <w:pPr>
-        <w:pStyle w:val="ListParagraph"/>
-      </w:pPr>
-      <w:r>
-        <w:rPr>
-          <w:b w:val="0"/>
-          <w:i w:val="0"/>
-        </w:rPr>
-        <w:t>Le contexte d'extraction est stocké sous metadata, à côté du corps et jamais à l'intérieur. La charge utile n'est jamais modifiée pour le porter.</w:t>
-      </w:r>
-    </w:p>
-    <w:p>
-      <w:pPr>
-        <w:pStyle w:val="ListParagraph"/>
-      </w:pPr>
-      <w:r>
-        <w:rPr>
-          <w:b w:val="0"/>
-          <w:i w:val="0"/>
-        </w:rPr>
-        <w:t>Un fichier n'est jamais modifié. Une reprise remplace la partition du jour (extract_date) dans son intégralité ; il y a une extraction par date.</w:t>
-      </w:r>
-    </w:p>
-    <w:p>
-      <w:pPr>
-        <w:pStyle w:val="ListParagraph"/>
-      </w:pPr>
-      <w:r>
-        <w:rPr>
-          <w:b w:val="0"/>
-          <w:i w:val="0"/>
-        </w:rPr>
-        <w:t>Tout fichier déposé peut être rattaché à la requête exacte qui l'a produit.</w:t>
-      </w:r>
-    </w:p>
-    <w:p/>
-    <w:p>
-      <w:pPr>
-        <w:pStyle w:val="Heading2"/>
-      </w:pPr>
-      <w:r>
-        <w:t>6.2 Structure du fichier</w:t>
-      </w:r>
-    </w:p>
-    <w:p>
-      <w:r>
-        <w:rPr>
-          <w:b w:val="0"/>
-          <w:i w:val="0"/>
-        </w:rPr>
-        <w:t>Chaque fichier déposé est un document JSON à deux attributs de premier niveau :</w:t>
-      </w:r>
-    </w:p>
-    <w:p>
-      <w:pPr>
-        <w:pStyle w:val="Code"/>
-      </w:pPr>
-      <w:r>
-        <w:rPr/>
-        <w:t>{</w:t>
-      </w:r>
-    </w:p>
-    <w:p>
-      <w:pPr>
-        <w:pStyle w:val="Code"/>
-      </w:pPr>
-      <w:r>
-        <w:rPr/>
-        <w:t xml:space="preserve">  "metadata": { … contexte d'extraction, §6.3 … },</w:t>
-      </w:r>
-    </w:p>
-    <w:p>
-      <w:pPr>
-        <w:pStyle w:val="Code"/>
-      </w:pPr>
-      <w:r>
-        <w:rPr/>
-        <w:t xml:space="preserve">  "body":     { … la réponse de l'API, verbatim … }</w:t>
-      </w:r>
-    </w:p>
-    <w:p>
-      <w:pPr>
-        <w:pStyle w:val="Code"/>
-      </w:pPr>
-      <w:r>
-        <w:rPr/>
-        <w:t>}</w:t>
-      </w:r>
-    </w:p>
-    <w:p/>
-    <w:p>
-      <w:r>
-        <w:rPr>
-          <w:b w:val="0"/>
-          <w:i w:val="0"/>
-        </w:rPr>
-        <w:t>Les attributs de pagination renvoyés par l'API restent dans body avec le reste de la charge utile. Ils font partie de la réponse et ne sont pas remontés dans metadata. Lorsque la réponse n'est pas du JSON, body vaut null et un troisième attribut, body_raw, porte le texte reçu tel quel.</w:t>
-      </w:r>
-    </w:p>
-    <w:p>
-      <w:pPr>
-        <w:pStyle w:val="Heading2"/>
-      </w:pPr>
-      <w:r>
-        <w:t>6.3 Attributs de métadonnées</w:t>
-      </w:r>
-    </w:p>
-    <w:p>
-      <w:r>
-        <w:rPr>
-          <w:b w:val="0"/>
-          <w:i w:val="0"/>
-        </w:rPr>
-        <w:t>Les noms d'attributs font foi : le code qui construira les tables Bronze en dépendra. Cette section est la seule du document qui doit être respectée à la lettre.</w:t>
+        <w:t>Une réponse réelle par endpoint est jointe à ce document sous forme de fichier, plutôt que reproduite ici, afin de pouvoir servir directement de jeu d'essai. Les valeurs sensibles y ont été masquées.</w:t>
       </w:r>
     </w:p>
     <w:tbl>
@@ -3714,7 +4296,7 @@
                 <w:i w:val="0"/>
                 <w:sz w:val="18"/>
               </w:rPr>
-              <w:t>Attribut</w:t>
+              <w:t>Endpoint</w:t>
             </w:r>
           </w:p>
         </w:tc>
@@ -3734,7 +4316,7 @@
                 <w:i w:val="0"/>
                 <w:sz w:val="18"/>
               </w:rPr>
-              <w:t>Type</w:t>
+              <w:t>Fichier joint</w:t>
             </w:r>
           </w:p>
         </w:tc>
@@ -3754,7 +4336,7 @@
                 <w:i w:val="0"/>
                 <w:sz w:val="18"/>
               </w:rPr>
-              <w:t>Obligatoire</w:t>
+              <w:t>Capturé le</w:t>
             </w:r>
           </w:p>
         </w:tc>
@@ -3774,51 +4356,70 @@
                 <w:i w:val="0"/>
                 <w:sz w:val="18"/>
               </w:rPr>
-              <w:t>Description</w:t>
-            </w:r>
-          </w:p>
-        </w:tc>
-      </w:tr>
-      <w:tr>
-        <w:tc>
-          <w:tcPr>
-            <w:tcW w:type="dxa" w:w="2256"/>
-          </w:tcPr>
-          <w:p>
-            <w:pPr>
-              <w:spacing w:before="40" w:after="40"/>
-            </w:pPr>
-            <w:r/>
-            <w:r>
-              <w:rPr>
-                <w:b w:val="0"/>
-                <w:i w:val="0"/>
-                <w:sz w:val="18"/>
-              </w:rPr>
-              <w:t>{%tr for a in landing.contract %}</w:t>
-            </w:r>
-          </w:p>
-        </w:tc>
-        <w:tc>
-          <w:tcPr>
-            <w:tcW w:type="dxa" w:w="2256"/>
-          </w:tcPr>
-          <w:p/>
-        </w:tc>
-        <w:tc>
-          <w:tcPr>
-            <w:tcW w:type="dxa" w:w="2256"/>
-          </w:tcPr>
-          <w:p/>
-        </w:tc>
-        <w:tc>
-          <w:tcPr>
-            <w:tcW w:type="dxa" w:w="2256"/>
-          </w:tcPr>
-          <w:p/>
-        </w:tc>
-      </w:tr>
-      <w:tr>
+              <w:t>Contenu</w:t>
+            </w:r>
+          </w:p>
+        </w:tc>
+      </w:tr>
+      <w:tr>
+        <w:tc>
+          <w:tcPr>
+            <w:tcW w:type="dxa" w:w="2256"/>
+          </w:tcPr>
+          <w:p>
+            <w:pPr>
+              <w:spacing w:before="40" w:after="40"/>
+            </w:pPr>
+            <w:r/>
+            <w:r>
+              <w:rPr>
+                <w:b w:val="0"/>
+                <w:i w:val="0"/>
+                <w:sz w:val="18"/>
+              </w:rPr>
+              <w:t>{%tr for s in appendix.samples %}</w:t>
+            </w:r>
+          </w:p>
+        </w:tc>
+        <w:tc>
+          <w:tcPr>
+            <w:tcW w:type="dxa" w:w="2256"/>
+          </w:tcPr>
+          <w:p/>
+        </w:tc>
+        <w:tc>
+          <w:tcPr>
+            <w:tcW w:type="dxa" w:w="2256"/>
+          </w:tcPr>
+          <w:p/>
+        </w:tc>
+        <w:tc>
+          <w:tcPr>
+            <w:tcW w:type="dxa" w:w="2256"/>
+          </w:tcPr>
+          <w:p/>
+        </w:tc>
+      </w:tr>
+      <w:tr>
+        <w:tc>
+          <w:tcPr>
+            <w:tcW w:type="dxa" w:w="2256"/>
+          </w:tcPr>
+          <w:p>
+            <w:pPr>
+              <w:spacing w:before="40" w:after="40"/>
+            </w:pPr>
+            <w:r/>
+            <w:r>
+              <w:rPr>
+                <w:b w:val="0"/>
+                <w:i w:val="0"/>
+                <w:sz w:val="18"/>
+              </w:rPr>
+              <w:t>{{ s.endpoint }}</w:t>
+            </w:r>
+          </w:p>
+        </w:tc>
         <w:tc>
           <w:tcPr>
             <w:tcW w:type="dxa" w:w="2256"/>
@@ -3833,64 +4434,45 @@
                 <w:b w:val="0"/>
                 <w:i w:val="0"/>
               </w:rPr>
-              <w:t>{{ a.attribute }}</w:t>
-            </w:r>
-          </w:p>
-        </w:tc>
-        <w:tc>
-          <w:tcPr>
-            <w:tcW w:type="dxa" w:w="2256"/>
-          </w:tcPr>
-          <w:p>
-            <w:pPr>
-              <w:spacing w:before="40" w:after="40"/>
-            </w:pPr>
-            <w:r/>
-            <w:r>
-              <w:rPr>
-                <w:b w:val="0"/>
-                <w:i w:val="0"/>
-                <w:sz w:val="18"/>
-              </w:rPr>
-              <w:t>{{ a.type }}</w:t>
-            </w:r>
-          </w:p>
-        </w:tc>
-        <w:tc>
-          <w:tcPr>
-            <w:tcW w:type="dxa" w:w="2256"/>
-          </w:tcPr>
-          <w:p>
-            <w:pPr>
-              <w:spacing w:before="40" w:after="40"/>
-            </w:pPr>
-            <w:r/>
-            <w:r>
-              <w:rPr>
-                <w:b w:val="0"/>
-                <w:i w:val="0"/>
-                <w:sz w:val="18"/>
-              </w:rPr>
-              <w:t>{{ a.mandatory }}</w:t>
-            </w:r>
-          </w:p>
-        </w:tc>
-        <w:tc>
-          <w:tcPr>
-            <w:tcW w:type="dxa" w:w="2256"/>
-          </w:tcPr>
-          <w:p>
-            <w:pPr>
-              <w:spacing w:before="40" w:after="40"/>
-            </w:pPr>
-            <w:r/>
-            <w:r>
-              <w:rPr>
-                <w:b w:val="0"/>
-                <w:i w:val="0"/>
-                <w:sz w:val="18"/>
-              </w:rPr>
-              <w:t>{{ a.description }}</w:t>
+              <w:t>{{ s.file | link(links.samples) }}</w:t>
+            </w:r>
+          </w:p>
+        </w:tc>
+        <w:tc>
+          <w:tcPr>
+            <w:tcW w:type="dxa" w:w="2256"/>
+          </w:tcPr>
+          <w:p>
+            <w:pPr>
+              <w:spacing w:before="40" w:after="40"/>
+            </w:pPr>
+            <w:r/>
+            <w:r>
+              <w:rPr>
+                <w:b w:val="0"/>
+                <w:i w:val="0"/>
+                <w:sz w:val="18"/>
+              </w:rPr>
+              <w:t>{{ s.captured_at }}</w:t>
+            </w:r>
+          </w:p>
+        </w:tc>
+        <w:tc>
+          <w:tcPr>
+            <w:tcW w:type="dxa" w:w="2256"/>
+          </w:tcPr>
+          <w:p>
+            <w:pPr>
+              <w:spacing w:before="40" w:after="40"/>
+            </w:pPr>
+            <w:r/>
+            <w:r>
+              <w:rPr>
+                <w:b w:val="0"/>
+                <w:i w:val="0"/>
+                <w:sz w:val="18"/>
+              </w:rPr>
+              <w:t>{{ s.note }}</w:t>
             </w:r>
           </w:p>
         </w:tc>
@@ -3936,56 +4518,21 @@
       </w:tr>
     </w:tbl>
     <w:p/>
-    <w:tbl>
-      <w:tblPr>
-        <w:tblW w:type="auto" w:w="0"/>
-        <w:tblLook w:firstColumn="1" w:firstRow="1" w:lastColumn="0" w:lastRow="0" w:noHBand="0" w:noVBand="1" w:val="04A0"/>
-        <w:tblBorders>
-          <w:top w:val="single" w:sz="4" w:space="0" w:color="C8C8C8"/>
-          <w:left w:val="single" w:sz="4" w:space="0" w:color="C8C8C8"/>
-          <w:bottom w:val="single" w:sz="4" w:space="0" w:color="C8C8C8"/>
-          <w:right w:val="single" w:sz="4" w:space="0" w:color="C8C8C8"/>
-          <w:insideH w:val="single" w:sz="4" w:space="0" w:color="C8C8C8"/>
-          <w:insideV w:val="single" w:sz="4" w:space="0" w:color="C8C8C8"/>
-        </w:tblBorders>
-      </w:tblPr>
-      <w:tblGrid>
-        <w:gridCol w:w="9026"/>
-      </w:tblGrid>
-      <w:tr>
-        <w:tc>
-          <w:tcPr>
-            <w:tcW w:type="dxa" w:w="9026"/>
-            <w:shd w:val="clear" w:fill="F7F7F7"/>
-          </w:tcPr>
-          <w:p>
-            <w:r/>
-            <w:r>
-              <w:rPr>
-                <w:b/>
-                <w:sz w:val="18"/>
-              </w:rPr>
-              <w:t>Le numéro de page ne figure pas au premier niveau</w:t>
-            </w:r>
-          </w:p>
-          <w:p>
-            <w:r>
-              <w:rPr>
-                <w:sz w:val="18"/>
-              </w:rPr>
-              <w:t>Il est déjà présent verbatim dans request.query ou request.payload, à l'emplacement exact où l'API l'attend. Un attribut de premier niveau en serait un doublon, donc une seconde source de vérité dans un fichier qui ne sera jamais rouvert en écriture.</w:t>
-            </w:r>
-          </w:p>
-        </w:tc>
-      </w:tr>
-    </w:tbl>
-    <w:p/>
-    <w:p>
-      <w:pPr>
-        <w:pStyle w:val="Heading2"/>
-      </w:pPr>
-      <w:r>
-        <w:t>6.4 Exemple concret</w:t>
+    <w:p>
+      <w:r>
+        <w:rPr>
+          <w:color w:val="999999"/>
+          <w:sz w:val="16"/>
+        </w:rPr>
+        <w:t>{%p endif %}</w:t>
+      </w:r>
+    </w:p>
+    <w:p>
+      <w:pPr>
+        <w:pStyle w:val="Heading1"/>
+      </w:pPr>
+      <w:r>
+        <w:t>Annexe B — Classeur d'accompagnement</w:t>
       </w:r>
     </w:p>
     <w:p>
@@ -3994,694 +4541,7 @@
           <w:b w:val="0"/>
           <w:i w:val="0"/>
         </w:rPr>
-        <w:t>Une page de « {{ landing.example_endpoint }} », telle que déposée :</w:t>
-      </w:r>
-    </w:p>
-    <w:p>
-      <w:r>
-        <w:rPr>
-          <w:color w:val="999999"/>
-          <w:sz w:val="16"/>
-        </w:rPr>
-        <w:t>{%p for line in landing.example_lines %}</w:t>
-      </w:r>
-    </w:p>
-    <w:p>
-      <w:pPr>
-        <w:pStyle w:val="Code"/>
-      </w:pPr>
-      <w:r>
-        <w:rPr/>
-        <w:t>{{ line }}</w:t>
-      </w:r>
-    </w:p>
-    <w:p>
-      <w:r>
-        <w:rPr>
-          <w:color w:val="999999"/>
-          <w:sz w:val="16"/>
-        </w:rPr>
-        <w:t>{%p endfor %}</w:t>
-      </w:r>
-    </w:p>
-    <w:p/>
-    <w:p>
-      <w:pPr>
-        <w:pStyle w:val="Heading2"/>
-      </w:pPr>
-      <w:r>
-        <w:t>6.5 Arborescence S3 et nommage</w:t>
-      </w:r>
-    </w:p>
-    <w:tbl>
-      <w:tblPr>
-        <w:tblW w:type="auto" w:w="0"/>
-        <w:jc w:val="left"/>
-        <w:tblLook w:firstColumn="1" w:firstRow="1" w:lastColumn="0" w:lastRow="0" w:noHBand="0" w:noVBand="1" w:val="04A0"/>
-        <w:tblBorders>
-          <w:top w:val="single" w:sz="4" w:space="0" w:color="BFBFBF"/>
-          <w:left w:val="single" w:sz="4" w:space="0" w:color="BFBFBF"/>
-          <w:bottom w:val="single" w:sz="4" w:space="0" w:color="BFBFBF"/>
-          <w:right w:val="single" w:sz="4" w:space="0" w:color="BFBFBF"/>
-          <w:insideH w:val="single" w:sz="4" w:space="0" w:color="BFBFBF"/>
-          <w:insideV w:val="single" w:sz="4" w:space="0" w:color="BFBFBF"/>
-        </w:tblBorders>
-      </w:tblPr>
-      <w:tblGrid>
-        <w:gridCol w:w="4513"/>
-        <w:gridCol w:w="4513"/>
-      </w:tblGrid>
-      <w:tr>
-        <w:tc>
-          <w:tcPr>
-            <w:tcW w:type="dxa" w:w="4513"/>
-            <w:shd w:val="clear" w:fill="EDEDED"/>
-          </w:tcPr>
-          <w:p>
-            <w:pPr>
-              <w:spacing w:before="40" w:after="40"/>
-            </w:pPr>
-            <w:r/>
-            <w:r>
-              <w:rPr>
-                <w:b/>
-                <w:i w:val="0"/>
-                <w:sz w:val="18"/>
-              </w:rPr>
-              <w:t>Élément</w:t>
-            </w:r>
-          </w:p>
-        </w:tc>
-        <w:tc>
-          <w:tcPr>
-            <w:tcW w:type="dxa" w:w="4513"/>
-            <w:shd w:val="clear" w:fill="EDEDED"/>
-          </w:tcPr>
-          <w:p>
-            <w:pPr>
-              <w:spacing w:before="40" w:after="40"/>
-            </w:pPr>
-            <w:r/>
-            <w:r>
-              <w:rPr>
-                <w:b/>
-                <w:i w:val="0"/>
-                <w:sz w:val="18"/>
-              </w:rPr>
-              <w:t>Valeur</w:t>
-            </w:r>
-          </w:p>
-        </w:tc>
-      </w:tr>
-      <w:tr>
-        <w:tc>
-          <w:tcPr>
-            <w:tcW w:type="dxa" w:w="4513"/>
-          </w:tcPr>
-          <w:p>
-            <w:pPr>
-              <w:spacing w:before="40" w:after="40"/>
-            </w:pPr>
-            <w:r/>
-            <w:r>
-              <w:rPr>
-                <w:b w:val="0"/>
-                <w:i w:val="0"/>
-                <w:sz w:val="18"/>
-              </w:rPr>
-              <w:t>{%tr for row in landing.layout %}</w:t>
-            </w:r>
-          </w:p>
-        </w:tc>
-        <w:tc>
-          <w:tcPr>
-            <w:tcW w:type="dxa" w:w="4513"/>
-          </w:tcPr>
-          <w:p/>
-        </w:tc>
-      </w:tr>
-      <w:tr>
-        <w:tc>
-          <w:tcPr>
-            <w:tcW w:type="dxa" w:w="4513"/>
-          </w:tcPr>
-          <w:p>
-            <w:pPr>
-              <w:spacing w:before="40" w:after="40"/>
-            </w:pPr>
-            <w:r/>
-            <w:r>
-              <w:rPr>
-                <w:b w:val="0"/>
-                <w:i w:val="0"/>
-                <w:sz w:val="18"/>
-              </w:rPr>
-              <w:t>{{ row.item }}</w:t>
-            </w:r>
-          </w:p>
-        </w:tc>
-        <w:tc>
-          <w:tcPr>
-            <w:tcW w:type="dxa" w:w="4513"/>
-          </w:tcPr>
-          <w:p>
-            <w:pPr>
-              <w:pStyle w:val="Code"/>
-            </w:pPr>
-            <w:r/>
-            <w:r>
-              <w:rPr>
-                <w:b w:val="0"/>
-                <w:i w:val="0"/>
-              </w:rPr>
-              <w:t>{{ row.value }}</w:t>
-            </w:r>
-          </w:p>
-        </w:tc>
-      </w:tr>
-      <w:tr>
-        <w:tc>
-          <w:tcPr>
-            <w:tcW w:type="dxa" w:w="4513"/>
-          </w:tcPr>
-          <w:p>
-            <w:pPr>
-              <w:spacing w:before="40" w:after="40"/>
-            </w:pPr>
-            <w:r/>
-            <w:r>
-              <w:rPr>
-                <w:b w:val="0"/>
-                <w:i w:val="0"/>
-                <w:sz w:val="18"/>
-              </w:rPr>
-              <w:t>{%tr endfor %}</w:t>
-            </w:r>
-          </w:p>
-        </w:tc>
-        <w:tc>
-          <w:tcPr>
-            <w:tcW w:type="dxa" w:w="4513"/>
-          </w:tcPr>
-          <w:p/>
-        </w:tc>
-      </w:tr>
-    </w:tbl>
-    <w:p/>
-    <w:p>
-      <w:r>
-        <w:rPr>
-          <w:b w:val="0"/>
-          <w:i w:val="0"/>
-        </w:rPr>
-        <w:t>Motif de clé :</w:t>
-      </w:r>
-    </w:p>
-    <w:p>
-      <w:pPr>
-        <w:pStyle w:val="Code"/>
-      </w:pPr>
-      <w:r>
-        <w:rPr/>
-        <w:t>{{ landing.key_template }}</w:t>
-      </w:r>
-    </w:p>
-    <w:p>
-      <w:pPr/>
-      <w:r>
-        <w:rPr/>
-        <w:t>{%p if landing.key_template_paginated %}</w:t>
-      </w:r>
-    </w:p>
-    <w:p>
-      <w:pPr/>
-      <w:r>
-        <w:rPr/>
-        <w:t>Endpoints paginés :</w:t>
-      </w:r>
-    </w:p>
-    <w:p>
-      <w:pPr>
-        <w:pStyle w:val="Code"/>
-      </w:pPr>
-      <w:r>
-        <w:rPr/>
-        <w:t>{{ landing.key_template_paginated }}</w:t>
-      </w:r>
-    </w:p>
-    <w:p>
-      <w:pPr/>
-      <w:r>
-        <w:rPr/>
-        <w:t>{%p endif %}</w:t>
-      </w:r>
-    </w:p>
-    <w:p/>
-    <w:p>
-      <w:r>
-        <w:rPr>
-          <w:color w:val="999999"/>
-          <w:sz w:val="16"/>
-        </w:rPr>
-        <w:t>{%p if landing.overrides %}</w:t>
-      </w:r>
-    </w:p>
-    <w:p>
-      <w:r>
-        <w:rPr>
-          <w:b w:val="0"/>
-          <w:i w:val="0"/>
-        </w:rPr>
-        <w:t>Exceptions par endpoint :</w:t>
-      </w:r>
-    </w:p>
-    <w:p>
-      <w:r>
-        <w:rPr>
-          <w:color w:val="999999"/>
-          <w:sz w:val="16"/>
-        </w:rPr>
-        <w:t>{%p for o in landing.overrides %}</w:t>
-      </w:r>
-    </w:p>
-    <w:p>
-      <w:pPr>
-        <w:pStyle w:val="Code"/>
-      </w:pPr>
-      <w:r>
-        <w:rPr/>
-        <w:t>{{ o.endpoint }} : {{ o.key }}</w:t>
-      </w:r>
-    </w:p>
-    <w:p>
-      <w:r>
-        <w:rPr>
-          <w:color w:val="999999"/>
-          <w:sz w:val="16"/>
-        </w:rPr>
-        <w:t>{%p endfor %}</w:t>
-      </w:r>
-    </w:p>
-    <w:p/>
-    <w:p>
-      <w:r>
-        <w:rPr>
-          <w:color w:val="999999"/>
-          <w:sz w:val="16"/>
-        </w:rPr>
-        <w:t>{%p endif %}</w:t>
-      </w:r>
-    </w:p>
-    <w:p>
-      <w:r>
-        <w:rPr>
-          <w:b w:val="0"/>
-          <w:i w:val="0"/>
-        </w:rPr>
-        <w:t>Clés rendues à partir de paramètres réels :</w:t>
-      </w:r>
-    </w:p>
-    <w:p>
-      <w:r>
-        <w:rPr>
-          <w:color w:val="999999"/>
-          <w:sz w:val="16"/>
-        </w:rPr>
-        <w:t>{%p for line in landing.rendered_keys %}</w:t>
-      </w:r>
-    </w:p>
-    <w:p>
-      <w:pPr>
-        <w:pStyle w:val="Code"/>
-      </w:pPr>
-      <w:r>
-        <w:rPr/>
-        <w:t>{{ line }}</w:t>
-      </w:r>
-    </w:p>
-    <w:p>
-      <w:r>
-        <w:rPr>
-          <w:color w:val="999999"/>
-          <w:sz w:val="16"/>
-        </w:rPr>
-        <w:t>{%p endfor %}</w:t>
-      </w:r>
-    </w:p>
-    <w:p/>
-    <w:tbl>
-      <w:tblPr>
-        <w:tblW w:type="auto" w:w="0"/>
-        <w:tblLook w:firstColumn="1" w:firstRow="1" w:lastColumn="0" w:lastRow="0" w:noHBand="0" w:noVBand="1" w:val="04A0"/>
-        <w:tblBorders>
-          <w:top w:val="single" w:sz="4" w:space="0" w:color="C8C8C8"/>
-          <w:left w:val="single" w:sz="4" w:space="0" w:color="C8C8C8"/>
-          <w:bottom w:val="single" w:sz="4" w:space="0" w:color="C8C8C8"/>
-          <w:right w:val="single" w:sz="4" w:space="0" w:color="C8C8C8"/>
-          <w:insideH w:val="single" w:sz="4" w:space="0" w:color="C8C8C8"/>
-          <w:insideV w:val="single" w:sz="4" w:space="0" w:color="C8C8C8"/>
-        </w:tblBorders>
-      </w:tblPr>
-      <w:tblGrid>
-        <w:gridCol w:w="9026"/>
-      </w:tblGrid>
-      <w:tr>
-        <w:tc>
-          <w:tcPr>
-            <w:tcW w:type="dxa" w:w="9026"/>
-            <w:shd w:val="clear" w:fill="F7F7F7"/>
-          </w:tcPr>
-          <w:p>
-            <w:r/>
-            <w:r>
-              <w:rPr>
-                <w:b/>
-                <w:sz w:val="18"/>
-              </w:rPr>
-              <w:t>extract_date est la date de début d'exécution</w:t>
-            </w:r>
-          </w:p>
-          <w:p>
-            <w:r>
-              <w:rPr>
-                <w:sz w:val="18"/>
-              </w:rPr>
-              <w:t>Et non l'horodatage de chaque fichier. Une exécution qui franchit minuit répartirait sinon un même lot sur deux partitions, et une requête « charger la veille » en manquerait silencieusement la fin.</w:t>
-            </w:r>
-          </w:p>
-        </w:tc>
-      </w:tr>
-    </w:tbl>
-    <w:p/>
-    <w:p>
-      <w:r>
-        <w:rPr>
-          <w:color w:val="999999"/>
-          <w:sz w:val="16"/>
-        </w:rPr>
-        <w:t>{%p if appendix.samples %}</w:t>
-      </w:r>
-    </w:p>
-    <w:p>
-      <w:pPr>
-        <w:pStyle w:val="Heading1"/>
-      </w:pPr>
-      <w:r>
-        <w:t>Annexe A — Charges utiles d'exemple</w:t>
-      </w:r>
-    </w:p>
-    <w:p>
-      <w:r>
-        <w:rPr>
-          <w:b w:val="0"/>
-          <w:i w:val="0"/>
-        </w:rPr>
-        <w:t>Une réponse réelle par endpoint est jointe à ce document sous forme de fichier, plutôt que reproduite ici, afin de pouvoir servir directement de jeu d'essai. Les valeurs sensibles y ont été masquées.</w:t>
-      </w:r>
-    </w:p>
-    <w:tbl>
-      <w:tblPr>
-        <w:tblW w:type="auto" w:w="0"/>
-        <w:jc w:val="left"/>
-        <w:tblLook w:firstColumn="1" w:firstRow="1" w:lastColumn="0" w:lastRow="0" w:noHBand="0" w:noVBand="1" w:val="04A0"/>
-        <w:tblBorders>
-          <w:top w:val="single" w:sz="4" w:space="0" w:color="BFBFBF"/>
-          <w:left w:val="single" w:sz="4" w:space="0" w:color="BFBFBF"/>
-          <w:bottom w:val="single" w:sz="4" w:space="0" w:color="BFBFBF"/>
-          <w:right w:val="single" w:sz="4" w:space="0" w:color="BFBFBF"/>
-          <w:insideH w:val="single" w:sz="4" w:space="0" w:color="BFBFBF"/>
-          <w:insideV w:val="single" w:sz="4" w:space="0" w:color="BFBFBF"/>
-        </w:tblBorders>
-      </w:tblPr>
-      <w:tblGrid>
-        <w:gridCol w:w="2256"/>
-        <w:gridCol w:w="2256"/>
-        <w:gridCol w:w="2256"/>
-        <w:gridCol w:w="2256"/>
-      </w:tblGrid>
-      <w:tr>
-        <w:tc>
-          <w:tcPr>
-            <w:tcW w:type="dxa" w:w="2256"/>
-            <w:shd w:val="clear" w:fill="EDEDED"/>
-          </w:tcPr>
-          <w:p>
-            <w:pPr>
-              <w:spacing w:before="40" w:after="40"/>
-            </w:pPr>
-            <w:r/>
-            <w:r>
-              <w:rPr>
-                <w:b/>
-                <w:i w:val="0"/>
-                <w:sz w:val="18"/>
-              </w:rPr>
-              <w:t>Endpoint</w:t>
-            </w:r>
-          </w:p>
-        </w:tc>
-        <w:tc>
-          <w:tcPr>
-            <w:tcW w:type="dxa" w:w="2256"/>
-            <w:shd w:val="clear" w:fill="EDEDED"/>
-          </w:tcPr>
-          <w:p>
-            <w:pPr>
-              <w:spacing w:before="40" w:after="40"/>
-            </w:pPr>
-            <w:r/>
-            <w:r>
-              <w:rPr>
-                <w:b/>
-                <w:i w:val="0"/>
-                <w:sz w:val="18"/>
-              </w:rPr>
-              <w:t>Fichier joint</w:t>
-            </w:r>
-          </w:p>
-        </w:tc>
-        <w:tc>
-          <w:tcPr>
-            <w:tcW w:type="dxa" w:w="2256"/>
-            <w:shd w:val="clear" w:fill="EDEDED"/>
-          </w:tcPr>
-          <w:p>
-            <w:pPr>
-              <w:spacing w:before="40" w:after="40"/>
-            </w:pPr>
-            <w:r/>
-            <w:r>
-              <w:rPr>
-                <w:b/>
-                <w:i w:val="0"/>
-                <w:sz w:val="18"/>
-              </w:rPr>
-              <w:t>Capturé le</w:t>
-            </w:r>
-          </w:p>
-        </w:tc>
-        <w:tc>
-          <w:tcPr>
-            <w:tcW w:type="dxa" w:w="2256"/>
-            <w:shd w:val="clear" w:fill="EDEDED"/>
-          </w:tcPr>
-          <w:p>
-            <w:pPr>
-              <w:spacing w:before="40" w:after="40"/>
-            </w:pPr>
-            <w:r/>
-            <w:r>
-              <w:rPr>
-                <w:b/>
-                <w:i w:val="0"/>
-                <w:sz w:val="18"/>
-              </w:rPr>
-              <w:t>Contenu</w:t>
-            </w:r>
-          </w:p>
-        </w:tc>
-      </w:tr>
-      <w:tr>
-        <w:tc>
-          <w:tcPr>
-            <w:tcW w:type="dxa" w:w="2256"/>
-          </w:tcPr>
-          <w:p>
-            <w:pPr>
-              <w:spacing w:before="40" w:after="40"/>
-            </w:pPr>
-            <w:r/>
-            <w:r>
-              <w:rPr>
-                <w:b w:val="0"/>
-                <w:i w:val="0"/>
-                <w:sz w:val="18"/>
-              </w:rPr>
-              <w:t>{%tr for s in appendix.samples %}</w:t>
-            </w:r>
-          </w:p>
-        </w:tc>
-        <w:tc>
-          <w:tcPr>
-            <w:tcW w:type="dxa" w:w="2256"/>
-          </w:tcPr>
-          <w:p/>
-        </w:tc>
-        <w:tc>
-          <w:tcPr>
-            <w:tcW w:type="dxa" w:w="2256"/>
-          </w:tcPr>
-          <w:p/>
-        </w:tc>
-        <w:tc>
-          <w:tcPr>
-            <w:tcW w:type="dxa" w:w="2256"/>
-          </w:tcPr>
-          <w:p/>
-        </w:tc>
-      </w:tr>
-      <w:tr>
-        <w:tc>
-          <w:tcPr>
-            <w:tcW w:type="dxa" w:w="2256"/>
-          </w:tcPr>
-          <w:p>
-            <w:pPr>
-              <w:spacing w:before="40" w:after="40"/>
-            </w:pPr>
-            <w:r/>
-            <w:r>
-              <w:rPr>
-                <w:b w:val="0"/>
-                <w:i w:val="0"/>
-                <w:sz w:val="18"/>
-              </w:rPr>
-              <w:t>{{ s.endpoint }}</w:t>
-            </w:r>
-          </w:p>
-        </w:tc>
-        <w:tc>
-          <w:tcPr>
-            <w:tcW w:type="dxa" w:w="2256"/>
-          </w:tcPr>
-          <w:p>
-            <w:pPr>
-              <w:pStyle w:val="Code"/>
-            </w:pPr>
-            <w:r/>
-            <w:r>
-              <w:rPr>
-                <w:b w:val="0"/>
-                <w:i w:val="0"/>
-              </w:rPr>
-              <w:t>{{ s.file }}</w:t>
-            </w:r>
-          </w:p>
-        </w:tc>
-        <w:tc>
-          <w:tcPr>
-            <w:tcW w:type="dxa" w:w="2256"/>
-          </w:tcPr>
-          <w:p>
-            <w:pPr>
-              <w:spacing w:before="40" w:after="40"/>
-            </w:pPr>
-            <w:r/>
-            <w:r>
-              <w:rPr>
-                <w:b w:val="0"/>
-                <w:i w:val="0"/>
-                <w:sz w:val="18"/>
-              </w:rPr>
-              <w:t>{{ s.captured_at }}</w:t>
-            </w:r>
-          </w:p>
-        </w:tc>
-        <w:tc>
-          <w:tcPr>
-            <w:tcW w:type="dxa" w:w="2256"/>
-          </w:tcPr>
-          <w:p>
-            <w:pPr>
-              <w:spacing w:before="40" w:after="40"/>
-            </w:pPr>
-            <w:r/>
-            <w:r>
-              <w:rPr>
-                <w:b w:val="0"/>
-                <w:i w:val="0"/>
-                <w:sz w:val="18"/>
-              </w:rPr>
-              <w:t>{{ s.note }}</w:t>
-            </w:r>
-          </w:p>
-        </w:tc>
-      </w:tr>
-      <w:tr>
-        <w:tc>
-          <w:tcPr>
-            <w:tcW w:type="dxa" w:w="2256"/>
-          </w:tcPr>
-          <w:p>
-            <w:pPr>
-              <w:spacing w:before="40" w:after="40"/>
-            </w:pPr>
-            <w:r/>
-            <w:r>
-              <w:rPr>
-                <w:b w:val="0"/>
-                <w:i w:val="0"/>
-                <w:sz w:val="18"/>
-              </w:rPr>
-              <w:t>{%tr endfor %}</w:t>
-            </w:r>
-          </w:p>
-        </w:tc>
-        <w:tc>
-          <w:tcPr>
-            <w:tcW w:type="dxa" w:w="2256"/>
-          </w:tcPr>
-          <w:p/>
-        </w:tc>
-        <w:tc>
-          <w:tcPr>
-            <w:tcW w:type="dxa" w:w="2256"/>
-          </w:tcPr>
-          <w:p/>
-        </w:tc>
-        <w:tc>
-          <w:tcPr>
-            <w:tcW w:type="dxa" w:w="2256"/>
-          </w:tcPr>
-          <w:p/>
-        </w:tc>
-      </w:tr>
-    </w:tbl>
-    <w:p/>
-    <w:p>
-      <w:r>
-        <w:rPr>
-          <w:color w:val="999999"/>
-          <w:sz w:val="16"/>
-        </w:rPr>
-        <w:t>{%p endif %}</w:t>
-      </w:r>
-    </w:p>
-    <w:p>
-      <w:pPr>
-        <w:pStyle w:val="Heading1"/>
-      </w:pPr>
-      <w:r>
-        <w:t>Annexe B — Classeur d'accompagnement</w:t>
-      </w:r>
-    </w:p>
-    <w:p>
-      <w:r>
-        <w:rPr>
-          <w:b w:val="0"/>
-          <w:i w:val="0"/>
-        </w:rPr>
-        <w:t>Les contenus tabulaires sont maintenus dans {{ appendix.workbook.file }}, qui comporte les onglets suivants.</w:t>
+        <w:t>Les contenus tabulaires sont maintenus dans {{ appendix.workbook.file | link(appendix.workbook.url) }}, qui comporte les onglets suivants.</w:t>
       </w:r>
     </w:p>
     <w:tbl>

--- a/config/specs/TEMPLATE.docx
+++ b/config/specs/TEMPLATE.docx
@@ -1834,6 +1834,15 @@
         <w:t>Toutes les requêtes d'une même séquence utilisent une taille de page identique. Changer la taille en cours de séquence décale les frontières d'enregistrements et produit des doublons ou des oublis.</w:t>
       </w:r>
     </w:p>
+    <w:p>
+      <w:r>
+        <w:rPr>
+          <w:b w:val="0"/>
+          <w:i w:val="0"/>
+        </w:rPr>
+        <w:t>{{ flow.workbook_pointer.text | link(flow.workbook_pointer.url) }}</w:t>
+      </w:r>
+    </w:p>
     <w:p/>
     <w:p>
       <w:r>
@@ -2141,15 +2150,6 @@
         <w:t>{%p endif %}</w:t>
       </w:r>
     </w:p>
-    <w:p>
-      <w:r>
-        <w:rPr>
-          <w:b w:val="0"/>
-          <w:i w:val="0"/>
-        </w:rPr>
-        <w:t>{{ endpoint.detail.text | link(endpoint.detail.url) }}</w:t>
-      </w:r>
-    </w:p>
     <w:p/>
     <w:p>
       <w:r>
@@ -2578,6 +2578,60 @@
         </w:tc>
       </w:tr>
     </w:tbl>
+    <w:p>
+      <w:r>
+        <w:rPr>
+          <w:b w:val="0"/>
+          <w:i w:val="0"/>
+        </w:rPr>
+        <w:t>{%p if endpoint.response_shape %}</w:t>
+      </w:r>
+    </w:p>
+    <w:p>
+      <w:r>
+        <w:rPr>
+          <w:b w:val="0"/>
+          <w:i w:val="0"/>
+        </w:rPr>
+        <w:t>Structure observée, sur une réponse réelle :</w:t>
+      </w:r>
+    </w:p>
+    <w:p>
+      <w:pPr>
+        <w:pStyle w:val="Code"/>
+      </w:pPr>
+      <w:r>
+        <w:rPr/>
+        <w:t>{%p for line in endpoint.response_shape %}</w:t>
+      </w:r>
+    </w:p>
+    <w:p>
+      <w:pPr>
+        <w:pStyle w:val="Code"/>
+      </w:pPr>
+      <w:r>
+        <w:rPr/>
+        <w:t>{{ line }}</w:t>
+      </w:r>
+    </w:p>
+    <w:p>
+      <w:pPr>
+        <w:pStyle w:val="Code"/>
+      </w:pPr>
+      <w:r>
+        <w:rPr/>
+        <w:t>{%p endfor %}</w:t>
+      </w:r>
+    </w:p>
+    <w:p>
+      <w:r>
+        <w:rPr>
+          <w:b w:val="0"/>
+          <w:i w:val="0"/>
+        </w:rPr>
+        <w:t>{%p endif %}</w:t>
+      </w:r>
+    </w:p>
     <w:p/>
     <w:p>
       <w:r>
@@ -3537,264 +3591,15 @@
         <w:t>Les noms d'attributs font foi : le code qui construira les tables Bronze en dépendra. Cette section est la seule du document qui doit être respectée à la lettre.</w:t>
       </w:r>
     </w:p>
-    <w:tbl>
-      <w:tblPr>
-        <w:tblW w:type="auto" w:w="0"/>
-        <w:jc w:val="left"/>
-        <w:tblLook w:firstColumn="1" w:firstRow="1" w:lastColumn="0" w:lastRow="0" w:noHBand="0" w:noVBand="1" w:val="04A0"/>
-        <w:tblBorders>
-          <w:top w:val="single" w:sz="4" w:space="0" w:color="BFBFBF"/>
-          <w:left w:val="single" w:sz="4" w:space="0" w:color="BFBFBF"/>
-          <w:bottom w:val="single" w:sz="4" w:space="0" w:color="BFBFBF"/>
-          <w:right w:val="single" w:sz="4" w:space="0" w:color="BFBFBF"/>
-          <w:insideH w:val="single" w:sz="4" w:space="0" w:color="BFBFBF"/>
-          <w:insideV w:val="single" w:sz="4" w:space="0" w:color="BFBFBF"/>
-        </w:tblBorders>
-      </w:tblPr>
-      <w:tblGrid>
-        <w:gridCol w:w="2256"/>
-        <w:gridCol w:w="2256"/>
-        <w:gridCol w:w="2256"/>
-        <w:gridCol w:w="2256"/>
-      </w:tblGrid>
-      <w:tr>
-        <w:tc>
-          <w:tcPr>
-            <w:tcW w:type="dxa" w:w="2256"/>
-            <w:shd w:val="clear" w:fill="EDEDED"/>
-          </w:tcPr>
-          <w:p>
-            <w:pPr>
-              <w:spacing w:before="40" w:after="40"/>
-            </w:pPr>
-            <w:r/>
-            <w:r>
-              <w:rPr>
-                <w:b/>
-                <w:i w:val="0"/>
-                <w:sz w:val="18"/>
-              </w:rPr>
-              <w:t>Attribut</w:t>
-            </w:r>
-          </w:p>
-        </w:tc>
-        <w:tc>
-          <w:tcPr>
-            <w:tcW w:type="dxa" w:w="2256"/>
-            <w:shd w:val="clear" w:fill="EDEDED"/>
-          </w:tcPr>
-          <w:p>
-            <w:pPr>
-              <w:spacing w:before="40" w:after="40"/>
-            </w:pPr>
-            <w:r/>
-            <w:r>
-              <w:rPr>
-                <w:b/>
-                <w:i w:val="0"/>
-                <w:sz w:val="18"/>
-              </w:rPr>
-              <w:t>Type</w:t>
-            </w:r>
-          </w:p>
-        </w:tc>
-        <w:tc>
-          <w:tcPr>
-            <w:tcW w:type="dxa" w:w="2256"/>
-            <w:shd w:val="clear" w:fill="EDEDED"/>
-          </w:tcPr>
-          <w:p>
-            <w:pPr>
-              <w:spacing w:before="40" w:after="40"/>
-            </w:pPr>
-            <w:r/>
-            <w:r>
-              <w:rPr>
-                <w:b/>
-                <w:i w:val="0"/>
-                <w:sz w:val="18"/>
-              </w:rPr>
-              <w:t>Obligatoire</w:t>
-            </w:r>
-          </w:p>
-        </w:tc>
-        <w:tc>
-          <w:tcPr>
-            <w:tcW w:type="dxa" w:w="2256"/>
-            <w:shd w:val="clear" w:fill="EDEDED"/>
-          </w:tcPr>
-          <w:p>
-            <w:pPr>
-              <w:spacing w:before="40" w:after="40"/>
-            </w:pPr>
-            <w:r/>
-            <w:r>
-              <w:rPr>
-                <w:b/>
-                <w:i w:val="0"/>
-                <w:sz w:val="18"/>
-              </w:rPr>
-              <w:t>Description</w:t>
-            </w:r>
-          </w:p>
-        </w:tc>
-      </w:tr>
-      <w:tr>
-        <w:tc>
-          <w:tcPr>
-            <w:tcW w:type="dxa" w:w="2256"/>
-          </w:tcPr>
-          <w:p>
-            <w:pPr>
-              <w:spacing w:before="40" w:after="40"/>
-            </w:pPr>
-            <w:r/>
-            <w:r>
-              <w:rPr>
-                <w:b w:val="0"/>
-                <w:i w:val="0"/>
-                <w:sz w:val="18"/>
-              </w:rPr>
-              <w:t>{%tr for a in landing.contract %}</w:t>
-            </w:r>
-          </w:p>
-        </w:tc>
-        <w:tc>
-          <w:tcPr>
-            <w:tcW w:type="dxa" w:w="2256"/>
-          </w:tcPr>
-          <w:p/>
-        </w:tc>
-        <w:tc>
-          <w:tcPr>
-            <w:tcW w:type="dxa" w:w="2256"/>
-          </w:tcPr>
-          <w:p/>
-        </w:tc>
-        <w:tc>
-          <w:tcPr>
-            <w:tcW w:type="dxa" w:w="2256"/>
-          </w:tcPr>
-          <w:p/>
-        </w:tc>
-      </w:tr>
-      <w:tr>
-        <w:tc>
-          <w:tcPr>
-            <w:tcW w:type="dxa" w:w="2256"/>
-          </w:tcPr>
-          <w:p>
-            <w:pPr>
-              <w:pStyle w:val="Code"/>
-            </w:pPr>
-            <w:r/>
-            <w:r>
-              <w:rPr>
-                <w:b w:val="0"/>
-                <w:i w:val="0"/>
-              </w:rPr>
-              <w:t>{{ a.attribute }}</w:t>
-            </w:r>
-          </w:p>
-        </w:tc>
-        <w:tc>
-          <w:tcPr>
-            <w:tcW w:type="dxa" w:w="2256"/>
-          </w:tcPr>
-          <w:p>
-            <w:pPr>
-              <w:spacing w:before="40" w:after="40"/>
-            </w:pPr>
-            <w:r/>
-            <w:r>
-              <w:rPr>
-                <w:b w:val="0"/>
-                <w:i w:val="0"/>
-                <w:sz w:val="18"/>
-              </w:rPr>
-              <w:t>{{ a.type }}</w:t>
-            </w:r>
-          </w:p>
-        </w:tc>
-        <w:tc>
-          <w:tcPr>
-            <w:tcW w:type="dxa" w:w="2256"/>
-          </w:tcPr>
-          <w:p>
-            <w:pPr>
-              <w:spacing w:before="40" w:after="40"/>
-            </w:pPr>
-            <w:r/>
-            <w:r>
-              <w:rPr>
-                <w:b w:val="0"/>
-                <w:i w:val="0"/>
-                <w:sz w:val="18"/>
-              </w:rPr>
-              <w:t>{{ a.mandatory }}</w:t>
-            </w:r>
-          </w:p>
-        </w:tc>
-        <w:tc>
-          <w:tcPr>
-            <w:tcW w:type="dxa" w:w="2256"/>
-          </w:tcPr>
-          <w:p>
-            <w:pPr>
-              <w:spacing w:before="40" w:after="40"/>
-            </w:pPr>
-            <w:r/>
-            <w:r>
-              <w:rPr>
-                <w:b w:val="0"/>
-                <w:i w:val="0"/>
-                <w:sz w:val="18"/>
-              </w:rPr>
-              <w:t>{{ a.description }}</w:t>
-            </w:r>
-          </w:p>
-        </w:tc>
-      </w:tr>
-      <w:tr>
-        <w:tc>
-          <w:tcPr>
-            <w:tcW w:type="dxa" w:w="2256"/>
-          </w:tcPr>
-          <w:p>
-            <w:pPr>
-              <w:spacing w:before="40" w:after="40"/>
-            </w:pPr>
-            <w:r/>
-            <w:r>
-              <w:rPr>
-                <w:b w:val="0"/>
-                <w:i w:val="0"/>
-                <w:sz w:val="18"/>
-              </w:rPr>
-              <w:t>{%tr endfor %}</w:t>
-            </w:r>
-          </w:p>
-        </w:tc>
-        <w:tc>
-          <w:tcPr>
-            <w:tcW w:type="dxa" w:w="2256"/>
-          </w:tcPr>
-          <w:p/>
-        </w:tc>
-        <w:tc>
-          <w:tcPr>
-            <w:tcW w:type="dxa" w:w="2256"/>
-          </w:tcPr>
-          <w:p/>
-        </w:tc>
-        <w:tc>
-          <w:tcPr>
-            <w:tcW w:type="dxa" w:w="2256"/>
-          </w:tcPr>
-          <w:p/>
-        </w:tc>
-      </w:tr>
-    </w:tbl>
+    <w:p>
+      <w:r>
+        <w:rPr>
+          <w:b w:val="0"/>
+          <w:i w:val="0"/>
+        </w:rPr>
+        <w:t>{{ landing.contract_pointer.text | link(landing.contract_pointer.url) }}</w:t>
+      </w:r>
+    </w:p>
     <w:p/>
     <w:tbl>
       <w:tblPr>

--- a/config/specs/TEMPLATE.docx
+++ b/config/specs/TEMPLATE.docx
@@ -1242,14 +1242,19 @@
             <w:tcW w:type="dxa" w:w="3009"/>
           </w:tcPr>
           <w:p>
-            <w:pPr>
-              <w:pStyle w:val="Code"/>
-            </w:pPr>
-            <w:r/>
-            <w:r>
-              <w:rPr>
-                <w:b w:val="0"/>
-                <w:i w:val="0"/>
+            <w:pPr/>
+            <w:r>
+              <w:rPr>
+                <w:rFonts w:ascii="Consolas" w:hAnsi="Consolas" w:cs="Consolas"/>
+                <w:sz w:val="17"/>
+              </w:rPr>
+            </w:r>
+            <w:r>
+              <w:rPr>
+                <w:b w:val="0"/>
+                <w:i w:val="0"/>
+                <w:rFonts w:ascii="Consolas" w:hAnsi="Consolas" w:cs="Consolas"/>
+                <w:sz w:val="17"/>
               </w:rPr>
               <w:t>{{ env.base_url }}</w:t>
             </w:r>
@@ -1673,14 +1678,19 @@
             <w:tcW w:type="dxa" w:w="2256"/>
           </w:tcPr>
           <w:p>
-            <w:pPr>
-              <w:pStyle w:val="Code"/>
-            </w:pPr>
-            <w:r/>
-            <w:r>
-              <w:rPr>
-                <w:b w:val="0"/>
-                <w:i w:val="0"/>
+            <w:pPr/>
+            <w:r>
+              <w:rPr>
+                <w:rFonts w:ascii="Consolas" w:hAnsi="Consolas" w:cs="Consolas"/>
+                <w:sz w:val="17"/>
+              </w:rPr>
+            </w:r>
+            <w:r>
+              <w:rPr>
+                <w:b w:val="0"/>
+                <w:i w:val="0"/>
+                <w:rFonts w:ascii="Consolas" w:hAnsi="Consolas" w:cs="Consolas"/>
+                <w:sz w:val="17"/>
               </w:rPr>
               <w:t>{{ h.name }}</w:t>
             </w:r>
@@ -1841,6 +1851,15 @@
           <w:i w:val="0"/>
         </w:rPr>
         <w:t>{{ flow.workbook_pointer.text | link(flow.workbook_pointer.url) }}</w:t>
+      </w:r>
+    </w:p>
+    <w:p>
+      <w:r>
+        <w:rPr>
+          <w:b w:val="0"/>
+          <w:i w:val="0"/>
+        </w:rPr>
+        <w:t>Filtrer ces listes est le levier le plus efficace sur la durée totale d'une exécution, et l'endroit le plus facile pour exclure définitivement des données par inadvertance.</w:t>
       </w:r>
     </w:p>
     <w:p/>
@@ -2151,6 +2170,218 @@
       </w:r>
     </w:p>
     <w:p/>
+    <w:p>
+      <w:r>
+        <w:rPr>
+          <w:b w:val="0"/>
+          <w:i w:val="0"/>
+        </w:rPr>
+        <w:t>{%p if endpoint.lists %}</w:t>
+      </w:r>
+    </w:p>
+    <w:p>
+      <w:pPr>
+        <w:pStyle w:val="Heading3"/>
+      </w:pPr>
+      <w:r>
+        <w:t>Listes de valeurs</w:t>
+      </w:r>
+    </w:p>
+    <w:p>
+      <w:r>
+        <w:rPr>
+          <w:b w:val="0"/>
+          <w:i w:val="0"/>
+        </w:rPr>
+        <w:t>{%p for lst in endpoint.lists %}</w:t>
+      </w:r>
+    </w:p>
+    <w:p>
+      <w:r>
+        <w:rPr>
+          <w:b w:val="0"/>
+          <w:i w:val="0"/>
+        </w:rPr>
+        <w:t>{{ lst.name }}</w:t>
+      </w:r>
+    </w:p>
+    <w:tbl>
+      <w:tblPr>
+        <w:tblW w:type="auto" w:w="0"/>
+        <w:jc w:val="left"/>
+        <w:tblLook w:firstColumn="1" w:firstRow="1" w:lastColumn="0" w:lastRow="0" w:noHBand="0" w:noVBand="1" w:val="04A0"/>
+        <w:tblBorders>
+          <w:top w:val="single" w:sz="4" w:space="0" w:color="BFBFBF"/>
+          <w:left w:val="single" w:sz="4" w:space="0" w:color="BFBFBF"/>
+          <w:bottom w:val="single" w:sz="4" w:space="0" w:color="BFBFBF"/>
+          <w:right w:val="single" w:sz="4" w:space="0" w:color="BFBFBF"/>
+          <w:insideH w:val="single" w:sz="4" w:space="0" w:color="BFBFBF"/>
+          <w:insideV w:val="single" w:sz="4" w:space="0" w:color="BFBFBF"/>
+        </w:tblBorders>
+      </w:tblPr>
+      <w:tblGrid>
+        <w:gridCol w:w="4513"/>
+        <w:gridCol w:w="4513"/>
+      </w:tblGrid>
+      <w:tr>
+        <w:tc>
+          <w:tcPr>
+            <w:tcW w:type="dxa" w:w="4513"/>
+            <w:shd w:val="clear" w:fill="EDEDED"/>
+          </w:tcPr>
+          <w:p>
+            <w:pPr>
+              <w:spacing w:before="40" w:after="40"/>
+            </w:pPr>
+            <w:r/>
+            <w:r>
+              <w:rPr>
+                <w:b/>
+                <w:i w:val="0"/>
+                <w:sz w:val="18"/>
+              </w:rPr>
+              <w:t>Élément</w:t>
+            </w:r>
+          </w:p>
+        </w:tc>
+        <w:tc>
+          <w:tcPr>
+            <w:tcW w:type="dxa" w:w="4513"/>
+            <w:shd w:val="clear" w:fill="EDEDED"/>
+          </w:tcPr>
+          <w:p>
+            <w:pPr>
+              <w:spacing w:before="40" w:after="40"/>
+            </w:pPr>
+            <w:r/>
+            <w:r>
+              <w:rPr>
+                <w:b/>
+                <w:i w:val="0"/>
+                <w:sz w:val="18"/>
+              </w:rPr>
+              <w:t>Valeur</w:t>
+            </w:r>
+          </w:p>
+        </w:tc>
+      </w:tr>
+      <w:tr>
+        <w:tc>
+          <w:tcPr>
+            <w:tcW w:type="dxa" w:w="4513"/>
+          </w:tcPr>
+          <w:p>
+            <w:pPr>
+              <w:spacing w:before="40" w:after="40"/>
+            </w:pPr>
+            <w:r/>
+            <w:r>
+              <w:rPr>
+                <w:b w:val="0"/>
+                <w:i w:val="0"/>
+                <w:sz w:val="18"/>
+              </w:rPr>
+              <w:t>{%tr for row in lst.rows %}</w:t>
+            </w:r>
+          </w:p>
+        </w:tc>
+        <w:tc>
+          <w:tcPr>
+            <w:tcW w:type="dxa" w:w="4513"/>
+          </w:tcPr>
+          <w:p/>
+        </w:tc>
+      </w:tr>
+      <w:tr>
+        <w:tc>
+          <w:tcPr>
+            <w:tcW w:type="dxa" w:w="4513"/>
+          </w:tcPr>
+          <w:p>
+            <w:pPr>
+              <w:spacing w:before="40" w:after="40"/>
+            </w:pPr>
+            <w:r/>
+            <w:r>
+              <w:rPr>
+                <w:b w:val="0"/>
+                <w:i w:val="0"/>
+                <w:sz w:val="18"/>
+              </w:rPr>
+              <w:t>{{ row.item }}</w:t>
+            </w:r>
+          </w:p>
+        </w:tc>
+        <w:tc>
+          <w:tcPr>
+            <w:tcW w:type="dxa" w:w="4513"/>
+          </w:tcPr>
+          <w:p>
+            <w:pPr/>
+            <w:r>
+              <w:rPr>
+                <w:rFonts w:ascii="Consolas" w:hAnsi="Consolas" w:cs="Consolas"/>
+                <w:sz w:val="17"/>
+              </w:rPr>
+            </w:r>
+            <w:r>
+              <w:rPr>
+                <w:b w:val="0"/>
+                <w:i w:val="0"/>
+                <w:rFonts w:ascii="Consolas" w:hAnsi="Consolas" w:cs="Consolas"/>
+                <w:sz w:val="17"/>
+              </w:rPr>
+              <w:t>{{ row.value }}</w:t>
+            </w:r>
+          </w:p>
+        </w:tc>
+      </w:tr>
+      <w:tr>
+        <w:tc>
+          <w:tcPr>
+            <w:tcW w:type="dxa" w:w="4513"/>
+          </w:tcPr>
+          <w:p>
+            <w:pPr>
+              <w:spacing w:before="40" w:after="40"/>
+            </w:pPr>
+            <w:r/>
+            <w:r>
+              <w:rPr>
+                <w:b w:val="0"/>
+                <w:i w:val="0"/>
+                <w:sz w:val="18"/>
+              </w:rPr>
+              <w:t>{%tr endfor %}</w:t>
+            </w:r>
+          </w:p>
+        </w:tc>
+        <w:tc>
+          <w:tcPr>
+            <w:tcW w:type="dxa" w:w="4513"/>
+          </w:tcPr>
+          <w:p/>
+        </w:tc>
+      </w:tr>
+    </w:tbl>
+    <w:p>
+      <w:r>
+        <w:rPr>
+          <w:b w:val="0"/>
+          <w:i w:val="0"/>
+        </w:rPr>
+        <w:t>{%p endfor %}</w:t>
+      </w:r>
+    </w:p>
+    <w:p>
+      <w:r>
+        <w:rPr>
+          <w:b w:val="0"/>
+          <w:i w:val="0"/>
+        </w:rPr>
+        <w:t>{%p endif %}</w:t>
+      </w:r>
+    </w:p>
     <w:p>
       <w:r>
         <w:rPr>
@@ -2926,14 +3157,19 @@
             <w:tcW w:type="dxa" w:w="2256"/>
           </w:tcPr>
           <w:p>
-            <w:pPr>
-              <w:pStyle w:val="Code"/>
-            </w:pPr>
-            <w:r/>
-            <w:r>
-              <w:rPr>
-                <w:b w:val="0"/>
-                <w:i w:val="0"/>
+            <w:pPr/>
+            <w:r>
+              <w:rPr>
+                <w:rFonts w:ascii="Consolas" w:hAnsi="Consolas" w:cs="Consolas"/>
+                <w:sz w:val="17"/>
+              </w:rPr>
+            </w:r>
+            <w:r>
+              <w:rPr>
+                <w:b w:val="0"/>
+                <w:i w:val="0"/>
+                <w:rFonts w:ascii="Consolas" w:hAnsi="Consolas" w:cs="Consolas"/>
+                <w:sz w:val="17"/>
               </w:rPr>
               <w:t>{{ s.action }}</w:t>
             </w:r>
@@ -3019,205 +3255,6 @@
       </w:tr>
     </w:tbl>
     <w:p/>
-    <w:p>
-      <w:pPr>
-        <w:pStyle w:val="Heading2"/>
-      </w:pPr>
-      <w:r>
-        <w:t>4.3 Dérivation des listes de paramètres</w:t>
-      </w:r>
-    </w:p>
-    <w:p>
-      <w:r>
-        <w:rPr>
-          <w:b w:val="0"/>
-          <w:i w:val="0"/>
-        </w:rPr>
-        <w:t>Chaque endpoint démultiplié est piloté par une liste de valeurs. Voici comment obtenir chacune de ces listes. Filtrer ces listes est le levier le plus efficace sur la durée totale d'une exécution, et l'endroit le plus facile pour exclure définitivement des données par inadvertance.</w:t>
-      </w:r>
-    </w:p>
-    <w:p>
-      <w:r>
-        <w:rPr>
-          <w:color w:val="999999"/>
-          <w:sz w:val="16"/>
-        </w:rPr>
-        <w:t>{%p for lst in flow.lists %}</w:t>
-      </w:r>
-    </w:p>
-    <w:p>
-      <w:r>
-        <w:rPr>
-          <w:b w:val="0"/>
-          <w:i/>
-        </w:rPr>
-        <w:t>Liste « {{ lst.name }} » — utilisée par : {{ lst.used_by }}</w:t>
-      </w:r>
-    </w:p>
-    <w:tbl>
-      <w:tblPr>
-        <w:tblW w:type="auto" w:w="0"/>
-        <w:jc w:val="left"/>
-        <w:tblLook w:firstColumn="1" w:firstRow="1" w:lastColumn="0" w:lastRow="0" w:noHBand="0" w:noVBand="1" w:val="04A0"/>
-        <w:tblBorders>
-          <w:top w:val="single" w:sz="4" w:space="0" w:color="BFBFBF"/>
-          <w:left w:val="single" w:sz="4" w:space="0" w:color="BFBFBF"/>
-          <w:bottom w:val="single" w:sz="4" w:space="0" w:color="BFBFBF"/>
-          <w:right w:val="single" w:sz="4" w:space="0" w:color="BFBFBF"/>
-          <w:insideH w:val="single" w:sz="4" w:space="0" w:color="BFBFBF"/>
-          <w:insideV w:val="single" w:sz="4" w:space="0" w:color="BFBFBF"/>
-        </w:tblBorders>
-      </w:tblPr>
-      <w:tblGrid>
-        <w:gridCol w:w="4513"/>
-        <w:gridCol w:w="4513"/>
-      </w:tblGrid>
-      <w:tr>
-        <w:tc>
-          <w:tcPr>
-            <w:tcW w:type="dxa" w:w="4513"/>
-            <w:shd w:val="clear" w:fill="EDEDED"/>
-          </w:tcPr>
-          <w:p>
-            <w:pPr>
-              <w:spacing w:before="40" w:after="40"/>
-            </w:pPr>
-            <w:r/>
-            <w:r>
-              <w:rPr>
-                <w:b/>
-                <w:i w:val="0"/>
-                <w:sz w:val="18"/>
-              </w:rPr>
-              <w:t>Élément</w:t>
-            </w:r>
-          </w:p>
-        </w:tc>
-        <w:tc>
-          <w:tcPr>
-            <w:tcW w:type="dxa" w:w="4513"/>
-            <w:shd w:val="clear" w:fill="EDEDED"/>
-          </w:tcPr>
-          <w:p>
-            <w:pPr>
-              <w:spacing w:before="40" w:after="40"/>
-            </w:pPr>
-            <w:r/>
-            <w:r>
-              <w:rPr>
-                <w:b/>
-                <w:i w:val="0"/>
-                <w:sz w:val="18"/>
-              </w:rPr>
-              <w:t>Valeur</w:t>
-            </w:r>
-          </w:p>
-        </w:tc>
-      </w:tr>
-      <w:tr>
-        <w:tc>
-          <w:tcPr>
-            <w:tcW w:type="dxa" w:w="4513"/>
-          </w:tcPr>
-          <w:p>
-            <w:pPr>
-              <w:spacing w:before="40" w:after="40"/>
-            </w:pPr>
-            <w:r/>
-            <w:r>
-              <w:rPr>
-                <w:b w:val="0"/>
-                <w:i w:val="0"/>
-                <w:sz w:val="18"/>
-              </w:rPr>
-              <w:t>{%tr for row in lst.rows %}</w:t>
-            </w:r>
-          </w:p>
-        </w:tc>
-        <w:tc>
-          <w:tcPr>
-            <w:tcW w:type="dxa" w:w="4513"/>
-          </w:tcPr>
-          <w:p/>
-        </w:tc>
-      </w:tr>
-      <w:tr>
-        <w:tc>
-          <w:tcPr>
-            <w:tcW w:type="dxa" w:w="4513"/>
-          </w:tcPr>
-          <w:p>
-            <w:pPr>
-              <w:spacing w:before="40" w:after="40"/>
-            </w:pPr>
-            <w:r/>
-            <w:r>
-              <w:rPr>
-                <w:b w:val="0"/>
-                <w:i w:val="0"/>
-                <w:sz w:val="18"/>
-              </w:rPr>
-              <w:t>{{ row.item }}</w:t>
-            </w:r>
-          </w:p>
-        </w:tc>
-        <w:tc>
-          <w:tcPr>
-            <w:tcW w:type="dxa" w:w="4513"/>
-          </w:tcPr>
-          <w:p>
-            <w:pPr>
-              <w:pStyle w:val="Code"/>
-            </w:pPr>
-            <w:r/>
-            <w:r>
-              <w:rPr>
-                <w:b w:val="0"/>
-                <w:i w:val="0"/>
-              </w:rPr>
-              <w:t>{{ row.value }}</w:t>
-            </w:r>
-          </w:p>
-        </w:tc>
-      </w:tr>
-      <w:tr>
-        <w:tc>
-          <w:tcPr>
-            <w:tcW w:type="dxa" w:w="4513"/>
-          </w:tcPr>
-          <w:p>
-            <w:pPr>
-              <w:spacing w:before="40" w:after="40"/>
-            </w:pPr>
-            <w:r/>
-            <w:r>
-              <w:rPr>
-                <w:b w:val="0"/>
-                <w:i w:val="0"/>
-                <w:sz w:val="18"/>
-              </w:rPr>
-              <w:t>{%tr endfor %}</w:t>
-            </w:r>
-          </w:p>
-        </w:tc>
-        <w:tc>
-          <w:tcPr>
-            <w:tcW w:type="dxa" w:w="4513"/>
-          </w:tcPr>
-          <w:p/>
-        </w:tc>
-      </w:tr>
-    </w:tbl>
-    <w:p/>
-    <w:p>
-      <w:r>
-        <w:rPr>
-          <w:color w:val="999999"/>
-          <w:sz w:val="16"/>
-        </w:rPr>
-        <w:t>{%p endfor %}</w:t>
-      </w:r>
-    </w:p>
     <w:p>
       <w:pPr>
         <w:pStyle w:val="Heading1"/>
@@ -3810,14 +3847,19 @@
             <w:tcW w:type="dxa" w:w="4513"/>
           </w:tcPr>
           <w:p>
-            <w:pPr>
-              <w:pStyle w:val="Code"/>
-            </w:pPr>
-            <w:r/>
-            <w:r>
-              <w:rPr>
-                <w:b w:val="0"/>
-                <w:i w:val="0"/>
+            <w:pPr/>
+            <w:r>
+              <w:rPr>
+                <w:rFonts w:ascii="Consolas" w:hAnsi="Consolas" w:cs="Consolas"/>
+                <w:sz w:val="17"/>
+              </w:rPr>
+            </w:r>
+            <w:r>
+              <w:rPr>
+                <w:b w:val="0"/>
+                <w:i w:val="0"/>
+                <w:rFonts w:ascii="Consolas" w:hAnsi="Consolas" w:cs="Consolas"/>
+                <w:sz w:val="17"/>
               </w:rPr>
               <w:t>{{ row.value }}</w:t>
             </w:r>
@@ -4230,14 +4272,19 @@
             <w:tcW w:type="dxa" w:w="2256"/>
           </w:tcPr>
           <w:p>
-            <w:pPr>
-              <w:pStyle w:val="Code"/>
-            </w:pPr>
-            <w:r/>
-            <w:r>
-              <w:rPr>
-                <w:b w:val="0"/>
-                <w:i w:val="0"/>
+            <w:pPr/>
+            <w:r>
+              <w:rPr>
+                <w:rFonts w:ascii="Consolas" w:hAnsi="Consolas" w:cs="Consolas"/>
+                <w:sz w:val="17"/>
+              </w:rPr>
+            </w:r>
+            <w:r>
+              <w:rPr>
+                <w:b w:val="0"/>
+                <w:i w:val="0"/>
+                <w:rFonts w:ascii="Consolas" w:hAnsi="Consolas" w:cs="Consolas"/>
+                <w:sz w:val="17"/>
               </w:rPr>
               <w:t>{{ s.file | link(links.samples) }}</w:t>
             </w:r>

--- a/config/specs/TEMPLATE.docx
+++ b/config/specs/TEMPLATE.docx
@@ -2364,6 +2364,60 @@
         </w:tc>
       </w:tr>
     </w:tbl>
+    <w:p>
+      <w:r>
+        <w:rPr>
+          <w:b w:val="0"/>
+          <w:i w:val="0"/>
+        </w:rPr>
+        <w:t>{%p if lst.skeleton %}</w:t>
+      </w:r>
+    </w:p>
+    <w:p>
+      <w:r>
+        <w:rPr>
+          <w:b w:val="0"/>
+          <w:i w:val="0"/>
+        </w:rPr>
+        <w:t>Emplacement des valeurs dans la réponse déjà déposée :</w:t>
+      </w:r>
+    </w:p>
+    <w:p>
+      <w:pPr>
+        <w:pStyle w:val="Code"/>
+      </w:pPr>
+      <w:r>
+        <w:rPr/>
+        <w:t>{%p for line in lst.skeleton %}</w:t>
+      </w:r>
+    </w:p>
+    <w:p>
+      <w:pPr>
+        <w:pStyle w:val="Code"/>
+      </w:pPr>
+      <w:r>
+        <w:rPr/>
+        <w:t>{{ line }}</w:t>
+      </w:r>
+    </w:p>
+    <w:p>
+      <w:pPr>
+        <w:pStyle w:val="Code"/>
+      </w:pPr>
+      <w:r>
+        <w:rPr/>
+        <w:t>{%p endfor %}</w:t>
+      </w:r>
+    </w:p>
+    <w:p>
+      <w:r>
+        <w:rPr>
+          <w:b w:val="0"/>
+          <w:i w:val="0"/>
+        </w:rPr>
+        <w:t>{%p endif %}</w:t>
+      </w:r>
+    </w:p>
     <w:p>
       <w:r>
         <w:rPr>
